--- a/lessons/8-3/downloads/reveal/teacher/8.3-session-1-prerequisite-practice-a.docx
+++ b/lessons/8-3/downloads/reveal/teacher/8.3-session-1-prerequisite-practice-a.docx
@@ -15,10 +15,28 @@
         <w:rPr>
           <w:rFonts w:ascii="Avenir Next" w:hAnsi="Avenir Next" w:cs="Avenir Next" w:eastAsia="Avenir Next"/>
           <w:color w:val="1A1A1A"/>
+          <w:sz w:val="22"/>
+          <w:szCs w:val="20"/>
+        </w:rPr>
+        <w:t xml:space="preserve">Name</w:t>
+      </w:r>
+      <w:r>
+        <w:rPr>
+          <w:rFonts w:ascii="Avenir Next" w:hAnsi="Avenir Next" w:cs="Avenir Next" w:eastAsia="Avenir Next"/>
+          <w:color w:val="1A1A1A"/>
           <w:sz w:val="20"/>
           <w:szCs w:val="20"/>
         </w:rPr>
-        <w:t xml:space="preserve">Name</w:t>
+        <w:tab/>
+      </w:r>
+      <w:r>
+        <w:rPr>
+          <w:rFonts w:ascii="Avenir Next" w:hAnsi="Avenir Next" w:cs="Avenir Next" w:eastAsia="Avenir Next"/>
+          <w:color w:val="1A1A1A"/>
+          <w:sz w:val="22"/>
+          <w:szCs w:val="20"/>
+        </w:rPr>
+        <w:t xml:space="preserve">   Date</w:t>
       </w:r>
       <w:r>
         <w:rPr>
@@ -33,25 +51,7 @@
         <w:rPr>
           <w:rFonts w:ascii="Avenir Next" w:hAnsi="Avenir Next" w:cs="Avenir Next" w:eastAsia="Avenir Next"/>
           <w:color w:val="1A1A1A"/>
-          <w:sz w:val="20"/>
-          <w:szCs w:val="20"/>
-        </w:rPr>
-        <w:t xml:space="preserve">   Date</w:t>
-      </w:r>
-      <w:r>
-        <w:rPr>
-          <w:rFonts w:ascii="Avenir Next" w:hAnsi="Avenir Next" w:cs="Avenir Next" w:eastAsia="Avenir Next"/>
-          <w:color w:val="1A1A1A"/>
-          <w:sz w:val="20"/>
-          <w:szCs w:val="20"/>
-        </w:rPr>
-        <w:tab/>
-      </w:r>
-      <w:r>
-        <w:rPr>
-          <w:rFonts w:ascii="Avenir Next" w:hAnsi="Avenir Next" w:cs="Avenir Next" w:eastAsia="Avenir Next"/>
-          <w:color w:val="1A1A1A"/>
-          <w:sz w:val="20"/>
+          <w:sz w:val="22"/>
           <w:szCs w:val="20"/>
         </w:rPr>
         <w:t xml:space="preserve">   Period</w:t>
@@ -78,7 +78,7 @@
           <w:caps/>
           <w:color w:val="003A70"/>
           <w:spacing w:val="12"/>
-          <w:sz w:val="19"/>
+          <w:sz w:val="22"/>
           <w:szCs w:val="19"/>
         </w:rPr>
         <w:t xml:space="preserve">Lesson 8-3  ·  Session 1  ·  Prerequisite Practice A  ·  Skill 1 of 2</w:t>
@@ -86,6 +86,7 @@
     </w:p>
     <w:p>
       <w:pPr>
+        <w:pStyle w:val="Heading1"/>
         <w:keepNext/>
         <w:spacing w:before="0" w:after="10" w:line="240" w:lineRule="auto"/>
       </w:pPr>
@@ -111,7 +112,7 @@
         <w:rPr>
           <w:rFonts w:ascii="Avenir Next" w:hAnsi="Avenir Next" w:cs="Avenir Next" w:eastAsia="Avenir Next"/>
           <w:color w:val="5A5F66"/>
-          <w:sz w:val="17"/>
+          <w:sz w:val="22"/>
           <w:szCs w:val="17"/>
         </w:rPr>
         <w:t xml:space="preserve">Builds on Grade 3 · 3.OA.C.7</w:t>
@@ -154,6 +155,7 @@
           </w:tcPr>
           <w:p>
             <w:pPr>
+              <w:pStyle w:val="Heading2"/>
               <w:spacing w:before="0" w:after="0" w:line="252" w:lineRule="auto"/>
             </w:pPr>
             <w:r>
@@ -183,7 +185,7 @@
               <w:rPr>
                 <w:rFonts w:ascii="Avenir Next" w:hAnsi="Avenir Next" w:cs="Avenir Next" w:eastAsia="Avenir Next"/>
                 <w:color w:val="1A1A1A"/>
-                <w:sz w:val="20"/>
+                <w:sz w:val="22"/>
                 <w:szCs w:val="20"/>
               </w:rPr>
               <w:t xml:space="preserve">To solve 11</w:t>
@@ -193,7 +195,7 @@
                 <w:rFonts w:ascii="Avenir Next" w:hAnsi="Avenir Next" w:cs="Avenir Next" w:eastAsia="Avenir Next"/>
                 <w:i/>
                 <w:color w:val="1A1A1A"/>
-                <w:sz w:val="20"/>
+                <w:sz w:val="22"/>
                 <w:szCs w:val="20"/>
               </w:rPr>
               <w:t xml:space="preserve">w</w:t>
@@ -202,7 +204,7 @@
               <w:rPr>
                 <w:rFonts w:ascii="Avenir Next" w:hAnsi="Avenir Next" w:cs="Avenir Next" w:eastAsia="Avenir Next"/>
                 <w:color w:val="1A1A1A"/>
-                <w:sz w:val="20"/>
+                <w:sz w:val="22"/>
                 <w:szCs w:val="20"/>
               </w:rPr>
               <w:t xml:space="preserve"> = 88, you finish with the fact 88 ÷ 11.</w:t>
@@ -222,6 +224,7 @@
           </w:tcPr>
           <w:p>
             <w:pPr>
+              <w:pStyle w:val="Heading2"/>
               <w:spacing w:before="0" w:after="0" w:line="252" w:lineRule="auto"/>
             </w:pPr>
             <w:r>
@@ -251,7 +254,7 @@
               <w:rPr>
                 <w:rFonts w:ascii="Avenir Next" w:hAnsi="Avenir Next" w:cs="Avenir Next" w:eastAsia="Avenir Next"/>
                 <w:color w:val="1A1A1A"/>
-                <w:sz w:val="20"/>
+                <w:sz w:val="22"/>
                 <w:szCs w:val="20"/>
               </w:rPr>
               <w:t xml:space="preserve">Find a missing factor, like </w:t>
@@ -269,7 +272,7 @@
               <w:rPr>
                 <w:rFonts w:ascii="Avenir Next" w:hAnsi="Avenir Next" w:cs="Avenir Next" w:eastAsia="Avenir Next"/>
                 <w:color w:val="1A1A1A"/>
-                <w:sz w:val="20"/>
+                <w:sz w:val="22"/>
                 <w:szCs w:val="20"/>
               </w:rPr>
               <w:t xml:space="preserve"> × 9 = 72, with a division fact.  </w:t>
@@ -279,7 +282,7 @@
                 <w:rFonts w:ascii="Avenir Next" w:hAnsi="Avenir Next" w:cs="Avenir Next" w:eastAsia="Avenir Next"/>
                 <w:b/>
                 <w:color w:val="1A1A1A"/>
-                <w:sz w:val="20"/>
+                <w:sz w:val="22"/>
                 <w:szCs w:val="20"/>
               </w:rPr>
               <w:t xml:space="preserve">You will use it in Practice Form A, problem 1.</w:t>
@@ -290,6 +293,7 @@
     </w:tbl>
     <w:p>
       <w:pPr>
+        <w:pStyle w:val="Heading2"/>
         <w:keepNext/>
         <w:pBdr>
           <w:bottom w:val="single" w:sz="8" w:space="3" w:color="003A70"/>
@@ -305,7 +309,7 @@
           <w:b/>
           <w:color w:val="003A70"/>
           <w:spacing w:val="14"/>
-          <w:sz w:val="19"/>
+          <w:sz w:val="22"/>
           <w:szCs w:val="19"/>
         </w:rPr>
         <w:t xml:space="preserve">STEPS TO FOLLOW</w:t>
@@ -324,7 +328,7 @@
           <w:rFonts w:ascii="Avenir Next" w:hAnsi="Avenir Next" w:cs="Avenir Next" w:eastAsia="Avenir Next"/>
           <w:i/>
           <w:color w:val="5A5F66"/>
-          <w:sz w:val="17"/>
+          <w:sz w:val="22"/>
           <w:szCs w:val="17"/>
         </w:rPr>
         <w:t xml:space="preserve">use these same steps on every problem</w:t>
@@ -366,6 +370,7 @@
           </w:tcPr>
           <w:p>
             <w:pPr>
+              <w:pStyle w:val="Heading1"/>
               <w:spacing w:before="0" w:after="0" w:line="240" w:lineRule="auto"/>
               <w:jc w:val="center"/>
             </w:pPr>
@@ -395,7 +400,7 @@
                 <w:rFonts w:ascii="Avenir Next" w:hAnsi="Avenir Next" w:cs="Avenir Next" w:eastAsia="Avenir Next"/>
                 <w:b/>
                 <w:color w:val="1A1A1A"/>
-                <w:sz w:val="21"/>
+                <w:sz w:val="22"/>
                 <w:szCs w:val="21"/>
               </w:rPr>
               <w:t xml:space="preserve">Ask</w:t>
@@ -404,7 +409,7 @@
               <w:rPr>
                 <w:rFonts w:ascii="Avenir Next" w:hAnsi="Avenir Next" w:cs="Avenir Next" w:eastAsia="Avenir Next"/>
                 <w:color w:val="1A1A1A"/>
-                <w:sz w:val="21"/>
+                <w:sz w:val="22"/>
                 <w:szCs w:val="21"/>
               </w:rPr>
               <w:t xml:space="preserve">: what number times the factor makes the total?</w:t>
@@ -423,6 +428,7 @@
           </w:tcPr>
           <w:p>
             <w:pPr>
+              <w:pStyle w:val="Heading1"/>
               <w:spacing w:before="0" w:after="0" w:line="240" w:lineRule="auto"/>
               <w:jc w:val="center"/>
             </w:pPr>
@@ -452,7 +458,7 @@
                 <w:rFonts w:ascii="Avenir Next" w:hAnsi="Avenir Next" w:cs="Avenir Next" w:eastAsia="Avenir Next"/>
                 <w:b/>
                 <w:color w:val="1A1A1A"/>
-                <w:sz w:val="21"/>
+                <w:sz w:val="22"/>
                 <w:szCs w:val="21"/>
               </w:rPr>
               <w:t xml:space="preserve">Divide</w:t>
@@ -461,7 +467,7 @@
               <w:rPr>
                 <w:rFonts w:ascii="Avenir Next" w:hAnsi="Avenir Next" w:cs="Avenir Next" w:eastAsia="Avenir Next"/>
                 <w:color w:val="1A1A1A"/>
-                <w:sz w:val="21"/>
+                <w:sz w:val="22"/>
                 <w:szCs w:val="21"/>
               </w:rPr>
               <w:t xml:space="preserve">: total ÷ factor.</w:t>
@@ -480,6 +486,7 @@
           </w:tcPr>
           <w:p>
             <w:pPr>
+              <w:pStyle w:val="Heading1"/>
               <w:spacing w:before="0" w:after="0" w:line="240" w:lineRule="auto"/>
               <w:jc w:val="center"/>
             </w:pPr>
@@ -509,7 +516,7 @@
                 <w:rFonts w:ascii="Avenir Next" w:hAnsi="Avenir Next" w:cs="Avenir Next" w:eastAsia="Avenir Next"/>
                 <w:b/>
                 <w:color w:val="1A1A1A"/>
-                <w:sz w:val="21"/>
+                <w:sz w:val="22"/>
                 <w:szCs w:val="21"/>
               </w:rPr>
               <w:t xml:space="preserve">Check</w:t>
@@ -518,7 +525,7 @@
               <w:rPr>
                 <w:rFonts w:ascii="Avenir Next" w:hAnsi="Avenir Next" w:cs="Avenir Next" w:eastAsia="Avenir Next"/>
                 <w:color w:val="1A1A1A"/>
-                <w:sz w:val="21"/>
+                <w:sz w:val="22"/>
                 <w:szCs w:val="21"/>
               </w:rPr>
               <w:t xml:space="preserve">: multiply your answer by the factor.</w:t>
@@ -529,6 +536,7 @@
     </w:tbl>
     <w:p>
       <w:pPr>
+        <w:pStyle w:val="Heading2"/>
         <w:keepNext/>
         <w:pBdr>
           <w:bottom w:val="single" w:sz="8" w:space="3" w:color="003A70"/>
@@ -544,7 +552,7 @@
           <w:b/>
           <w:color w:val="003A70"/>
           <w:spacing w:val="14"/>
-          <w:sz w:val="19"/>
+          <w:sz w:val="22"/>
           <w:szCs w:val="19"/>
         </w:rPr>
         <w:t xml:space="preserve">WATCH ME</w:t>
@@ -563,7 +571,7 @@
           <w:rFonts w:ascii="Avenir Next" w:hAnsi="Avenir Next" w:cs="Avenir Next" w:eastAsia="Avenir Next"/>
           <w:i/>
           <w:color w:val="5A5F66"/>
-          <w:sz w:val="17"/>
+          <w:sz w:val="22"/>
           <w:szCs w:val="17"/>
         </w:rPr>
         <w:t xml:space="preserve">the steps in action</w:t>
@@ -578,7 +586,7 @@
           <w:rFonts w:ascii="Avenir Next" w:hAnsi="Avenir Next" w:cs="Avenir Next" w:eastAsia="Avenir Next"/>
           <w:b/>
           <w:color w:val="1A1A1A"/>
-          <w:sz w:val="21"/>
+          <w:sz w:val="22"/>
           <w:szCs w:val="21"/>
         </w:rPr>
         <w:t xml:space="preserve">Find the missing factor: </w:t>
@@ -597,7 +605,7 @@
           <w:rFonts w:ascii="Avenir Next" w:hAnsi="Avenir Next" w:cs="Avenir Next" w:eastAsia="Avenir Next"/>
           <w:b/>
           <w:color w:val="1A1A1A"/>
-          <w:sz w:val="21"/>
+          <w:sz w:val="22"/>
           <w:szCs w:val="21"/>
         </w:rPr>
         <w:t xml:space="preserve"> × 9 = 72.</w:t>
@@ -616,25 +624,25 @@
           <w:rFonts w:ascii="Avenir Next" w:hAnsi="Avenir Next" w:cs="Avenir Next" w:eastAsia="Avenir Next"/>
           <w:b/>
           <w:color w:val="003A70"/>
+          <w:sz w:val="22"/>
+          <w:szCs w:val="19"/>
+        </w:rPr>
+        <w:t xml:space="preserve">Step 1</w:t>
+      </w:r>
+      <w:r>
+        <w:rPr>
+          <w:rFonts w:ascii="Avenir Next" w:hAnsi="Avenir Next" w:cs="Avenir Next" w:eastAsia="Avenir Next"/>
+          <w:color w:val="1A1A1A"/>
           <w:sz w:val="19"/>
           <w:szCs w:val="19"/>
         </w:rPr>
-        <w:t xml:space="preserve">Step 1</w:t>
-      </w:r>
-      <w:r>
-        <w:rPr>
-          <w:rFonts w:ascii="Avenir Next" w:hAnsi="Avenir Next" w:cs="Avenir Next" w:eastAsia="Avenir Next"/>
-          <w:color w:val="1A1A1A"/>
-          <w:sz w:val="19"/>
-          <w:szCs w:val="19"/>
-        </w:rPr>
         <w:tab/>
       </w:r>
       <w:r>
         <w:rPr>
           <w:rFonts w:ascii="Avenir Next" w:hAnsi="Avenir Next" w:cs="Avenir Next" w:eastAsia="Avenir Next"/>
           <w:color w:val="1A1A1A"/>
-          <w:sz w:val="21"/>
+          <w:sz w:val="22"/>
           <w:szCs w:val="21"/>
         </w:rPr>
         <w:t xml:space="preserve">What number times 9 makes 72?</w:t>
@@ -653,25 +661,25 @@
           <w:rFonts w:ascii="Avenir Next" w:hAnsi="Avenir Next" w:cs="Avenir Next" w:eastAsia="Avenir Next"/>
           <w:b/>
           <w:color w:val="003A70"/>
+          <w:sz w:val="22"/>
+          <w:szCs w:val="19"/>
+        </w:rPr>
+        <w:t xml:space="preserve">Step 2</w:t>
+      </w:r>
+      <w:r>
+        <w:rPr>
+          <w:rFonts w:ascii="Avenir Next" w:hAnsi="Avenir Next" w:cs="Avenir Next" w:eastAsia="Avenir Next"/>
+          <w:color w:val="1A1A1A"/>
           <w:sz w:val="19"/>
           <w:szCs w:val="19"/>
         </w:rPr>
-        <w:t xml:space="preserve">Step 2</w:t>
-      </w:r>
-      <w:r>
-        <w:rPr>
-          <w:rFonts w:ascii="Avenir Next" w:hAnsi="Avenir Next" w:cs="Avenir Next" w:eastAsia="Avenir Next"/>
-          <w:color w:val="1A1A1A"/>
-          <w:sz w:val="19"/>
-          <w:szCs w:val="19"/>
-        </w:rPr>
         <w:tab/>
       </w:r>
       <w:r>
         <w:rPr>
           <w:rFonts w:ascii="Avenir Next" w:hAnsi="Avenir Next" w:cs="Avenir Next" w:eastAsia="Avenir Next"/>
           <w:color w:val="1A1A1A"/>
-          <w:sz w:val="21"/>
+          <w:sz w:val="22"/>
           <w:szCs w:val="21"/>
         </w:rPr>
         <w:t xml:space="preserve">72 ÷ 9 = 8.</w:t>
@@ -690,25 +698,25 @@
           <w:rFonts w:ascii="Avenir Next" w:hAnsi="Avenir Next" w:cs="Avenir Next" w:eastAsia="Avenir Next"/>
           <w:b/>
           <w:color w:val="003A70"/>
+          <w:sz w:val="22"/>
+          <w:szCs w:val="19"/>
+        </w:rPr>
+        <w:t xml:space="preserve">Step 3</w:t>
+      </w:r>
+      <w:r>
+        <w:rPr>
+          <w:rFonts w:ascii="Avenir Next" w:hAnsi="Avenir Next" w:cs="Avenir Next" w:eastAsia="Avenir Next"/>
+          <w:color w:val="1A1A1A"/>
           <w:sz w:val="19"/>
           <w:szCs w:val="19"/>
         </w:rPr>
-        <w:t xml:space="preserve">Step 3</w:t>
-      </w:r>
-      <w:r>
-        <w:rPr>
-          <w:rFonts w:ascii="Avenir Next" w:hAnsi="Avenir Next" w:cs="Avenir Next" w:eastAsia="Avenir Next"/>
-          <w:color w:val="1A1A1A"/>
-          <w:sz w:val="19"/>
-          <w:szCs w:val="19"/>
-        </w:rPr>
         <w:tab/>
       </w:r>
       <w:r>
         <w:rPr>
           <w:rFonts w:ascii="Avenir Next" w:hAnsi="Avenir Next" w:cs="Avenir Next" w:eastAsia="Avenir Next"/>
           <w:color w:val="1A1A1A"/>
-          <w:sz w:val="21"/>
+          <w:sz w:val="22"/>
           <w:szCs w:val="21"/>
         </w:rPr>
         <w:t xml:space="preserve">8 × 9 = 72. It checks.</w:t>
@@ -727,18 +735,18 @@
           <w:rFonts w:ascii="Avenir Next" w:hAnsi="Avenir Next" w:cs="Avenir Next" w:eastAsia="Avenir Next"/>
           <w:b/>
           <w:color w:val="1A1A1A"/>
+          <w:sz w:val="22"/>
+          <w:szCs w:val="21"/>
+        </w:rPr>
+        <w:t xml:space="preserve">Answer</w:t>
+      </w:r>
+      <w:r>
+        <w:rPr>
+          <w:rFonts w:ascii="Avenir Next" w:hAnsi="Avenir Next" w:cs="Avenir Next" w:eastAsia="Avenir Next"/>
+          <w:color w:val="1A1A1A"/>
           <w:sz w:val="21"/>
           <w:szCs w:val="21"/>
         </w:rPr>
-        <w:t xml:space="preserve">Answer</w:t>
-      </w:r>
-      <w:r>
-        <w:rPr>
-          <w:rFonts w:ascii="Avenir Next" w:hAnsi="Avenir Next" w:cs="Avenir Next" w:eastAsia="Avenir Next"/>
-          <w:color w:val="1A1A1A"/>
-          <w:sz w:val="21"/>
-          <w:szCs w:val="21"/>
-        </w:rPr>
         <w:tab/>
       </w:r>
       <w:r>
@@ -746,7 +754,7 @@
           <w:rFonts w:ascii="Avenir Next" w:hAnsi="Avenir Next" w:cs="Avenir Next" w:eastAsia="Avenir Next"/>
           <w:b/>
           <w:color w:val="1A1A1A"/>
-          <w:sz w:val="21"/>
+          <w:sz w:val="22"/>
           <w:szCs w:val="21"/>
         </w:rPr>
         <w:t xml:space="preserve">8</w:t>
@@ -754,6 +762,7 @@
     </w:p>
     <w:p>
       <w:pPr>
+        <w:pStyle w:val="Heading2"/>
         <w:keepNext/>
         <w:pBdr>
           <w:bottom w:val="single" w:sz="8" w:space="3" w:color="003A70"/>
@@ -769,7 +778,7 @@
           <w:b/>
           <w:color w:val="003A70"/>
           <w:spacing w:val="14"/>
-          <w:sz w:val="19"/>
+          <w:sz w:val="22"/>
           <w:szCs w:val="19"/>
         </w:rPr>
         <w:t xml:space="preserve">TRY IT WITH HELP</w:t>
@@ -788,7 +797,7 @@
           <w:rFonts w:ascii="Avenir Next" w:hAnsi="Avenir Next" w:cs="Avenir Next" w:eastAsia="Avenir Next"/>
           <w:i/>
           <w:color w:val="5A5F66"/>
-          <w:sz w:val="17"/>
+          <w:sz w:val="22"/>
           <w:szCs w:val="17"/>
         </w:rPr>
         <w:t xml:space="preserve">fill in each step</w:t>
@@ -864,35 +873,35 @@
           <w:rFonts w:ascii="Avenir Next" w:hAnsi="Avenir Next" w:cs="Avenir Next" w:eastAsia="Avenir Next"/>
           <w:b/>
           <w:color w:val="003A70"/>
+          <w:sz w:val="22"/>
+          <w:szCs w:val="18"/>
+        </w:rPr>
+        <w:t xml:space="preserve">Step 1</w:t>
+      </w:r>
+      <w:r>
+        <w:rPr>
+          <w:rFonts w:ascii="Avenir Next" w:hAnsi="Avenir Next" w:cs="Avenir Next" w:eastAsia="Avenir Next"/>
+          <w:color w:val="1A1A1A"/>
           <w:sz w:val="18"/>
           <w:szCs w:val="18"/>
         </w:rPr>
-        <w:t xml:space="preserve">Step 1</w:t>
-      </w:r>
-      <w:r>
-        <w:rPr>
-          <w:rFonts w:ascii="Avenir Next" w:hAnsi="Avenir Next" w:cs="Avenir Next" w:eastAsia="Avenir Next"/>
-          <w:color w:val="1A1A1A"/>
-          <w:sz w:val="18"/>
-          <w:szCs w:val="18"/>
-        </w:rPr>
         <w:tab/>
       </w:r>
       <w:r>
         <w:rPr>
           <w:rFonts w:ascii="Avenir Next" w:hAnsi="Avenir Next" w:cs="Avenir Next" w:eastAsia="Avenir Next"/>
           <w:color w:val="1A1A1A"/>
+          <w:sz w:val="22"/>
+          <w:szCs w:val="21"/>
+        </w:rPr>
+        <w:t xml:space="preserve">What number times </w:t>
+      </w:r>
+      <w:r>
+        <w:rPr>
+          <w:rFonts w:ascii="Avenir Next" w:hAnsi="Avenir Next" w:cs="Avenir Next" w:eastAsia="Avenir Next"/>
+          <w:color w:val="1A1A1A"/>
           <w:sz w:val="21"/>
           <w:szCs w:val="21"/>
-        </w:rPr>
-        <w:t xml:space="preserve">What number times </w:t>
-      </w:r>
-      <w:r>
-        <w:rPr>
-          <w:rFonts w:ascii="Avenir Next" w:hAnsi="Avenir Next" w:cs="Avenir Next" w:eastAsia="Avenir Next"/>
-          <w:color w:val="1A1A1A"/>
-          <w:sz w:val="21"/>
-          <w:szCs w:val="21"/>
           <w:u w:val="single"/>
         </w:rPr>
         <w:t xml:space="preserve">                </w:t>
@@ -901,7 +910,7 @@
         <w:rPr>
           <w:rFonts w:ascii="Avenir Next" w:hAnsi="Avenir Next" w:cs="Avenir Next" w:eastAsia="Avenir Next"/>
           <w:color w:val="1A1A1A"/>
-          <w:sz w:val="21"/>
+          <w:sz w:val="22"/>
           <w:szCs w:val="21"/>
         </w:rPr>
         <w:t xml:space="preserve"> makes 60?</w:t>
@@ -921,35 +930,35 @@
           <w:rFonts w:ascii="Avenir Next" w:hAnsi="Avenir Next" w:cs="Avenir Next" w:eastAsia="Avenir Next"/>
           <w:b/>
           <w:color w:val="003A70"/>
+          <w:sz w:val="22"/>
+          <w:szCs w:val="18"/>
+        </w:rPr>
+        <w:t xml:space="preserve">Step 2</w:t>
+      </w:r>
+      <w:r>
+        <w:rPr>
+          <w:rFonts w:ascii="Avenir Next" w:hAnsi="Avenir Next" w:cs="Avenir Next" w:eastAsia="Avenir Next"/>
+          <w:color w:val="1A1A1A"/>
           <w:sz w:val="18"/>
           <w:szCs w:val="18"/>
         </w:rPr>
-        <w:t xml:space="preserve">Step 2</w:t>
-      </w:r>
-      <w:r>
-        <w:rPr>
-          <w:rFonts w:ascii="Avenir Next" w:hAnsi="Avenir Next" w:cs="Avenir Next" w:eastAsia="Avenir Next"/>
-          <w:color w:val="1A1A1A"/>
-          <w:sz w:val="18"/>
-          <w:szCs w:val="18"/>
-        </w:rPr>
         <w:tab/>
       </w:r>
       <w:r>
         <w:rPr>
           <w:rFonts w:ascii="Avenir Next" w:hAnsi="Avenir Next" w:cs="Avenir Next" w:eastAsia="Avenir Next"/>
           <w:color w:val="1A1A1A"/>
+          <w:sz w:val="22"/>
+          <w:szCs w:val="21"/>
+        </w:rPr>
+        <w:t xml:space="preserve">60 ÷ 12 = </w:t>
+      </w:r>
+      <w:r>
+        <w:rPr>
+          <w:rFonts w:ascii="Avenir Next" w:hAnsi="Avenir Next" w:cs="Avenir Next" w:eastAsia="Avenir Next"/>
+          <w:color w:val="1A1A1A"/>
           <w:sz w:val="21"/>
           <w:szCs w:val="21"/>
-        </w:rPr>
-        <w:t xml:space="preserve">60 ÷ 12 = </w:t>
-      </w:r>
-      <w:r>
-        <w:rPr>
-          <w:rFonts w:ascii="Avenir Next" w:hAnsi="Avenir Next" w:cs="Avenir Next" w:eastAsia="Avenir Next"/>
-          <w:color w:val="1A1A1A"/>
-          <w:sz w:val="21"/>
-          <w:szCs w:val="21"/>
           <w:u w:val="single"/>
         </w:rPr>
         <w:t xml:space="preserve">                </w:t>
@@ -958,7 +967,7 @@
         <w:rPr>
           <w:rFonts w:ascii="Avenir Next" w:hAnsi="Avenir Next" w:cs="Avenir Next" w:eastAsia="Avenir Next"/>
           <w:color w:val="1A1A1A"/>
-          <w:sz w:val="21"/>
+          <w:sz w:val="22"/>
           <w:szCs w:val="21"/>
         </w:rPr>
         <w:t xml:space="preserve">.</w:t>
@@ -978,35 +987,35 @@
           <w:rFonts w:ascii="Avenir Next" w:hAnsi="Avenir Next" w:cs="Avenir Next" w:eastAsia="Avenir Next"/>
           <w:b/>
           <w:color w:val="003A70"/>
+          <w:sz w:val="22"/>
+          <w:szCs w:val="18"/>
+        </w:rPr>
+        <w:t xml:space="preserve">Step 3</w:t>
+      </w:r>
+      <w:r>
+        <w:rPr>
+          <w:rFonts w:ascii="Avenir Next" w:hAnsi="Avenir Next" w:cs="Avenir Next" w:eastAsia="Avenir Next"/>
+          <w:color w:val="1A1A1A"/>
           <w:sz w:val="18"/>
           <w:szCs w:val="18"/>
         </w:rPr>
-        <w:t xml:space="preserve">Step 3</w:t>
-      </w:r>
-      <w:r>
-        <w:rPr>
-          <w:rFonts w:ascii="Avenir Next" w:hAnsi="Avenir Next" w:cs="Avenir Next" w:eastAsia="Avenir Next"/>
-          <w:color w:val="1A1A1A"/>
-          <w:sz w:val="18"/>
-          <w:szCs w:val="18"/>
-        </w:rPr>
         <w:tab/>
       </w:r>
       <w:r>
         <w:rPr>
           <w:rFonts w:ascii="Avenir Next" w:hAnsi="Avenir Next" w:cs="Avenir Next" w:eastAsia="Avenir Next"/>
           <w:color w:val="1A1A1A"/>
+          <w:sz w:val="22"/>
+          <w:szCs w:val="21"/>
+        </w:rPr>
+        <w:t xml:space="preserve">5 × 12 = </w:t>
+      </w:r>
+      <w:r>
+        <w:rPr>
+          <w:rFonts w:ascii="Avenir Next" w:hAnsi="Avenir Next" w:cs="Avenir Next" w:eastAsia="Avenir Next"/>
+          <w:color w:val="1A1A1A"/>
           <w:sz w:val="21"/>
           <w:szCs w:val="21"/>
-        </w:rPr>
-        <w:t xml:space="preserve">5 × 12 = </w:t>
-      </w:r>
-      <w:r>
-        <w:rPr>
-          <w:rFonts w:ascii="Avenir Next" w:hAnsi="Avenir Next" w:cs="Avenir Next" w:eastAsia="Avenir Next"/>
-          <w:color w:val="1A1A1A"/>
-          <w:sz w:val="21"/>
-          <w:szCs w:val="21"/>
           <w:u w:val="single"/>
         </w:rPr>
         <w:t xml:space="preserve">                </w:t>
@@ -1015,7 +1024,7 @@
         <w:rPr>
           <w:rFonts w:ascii="Avenir Next" w:hAnsi="Avenir Next" w:cs="Avenir Next" w:eastAsia="Avenir Next"/>
           <w:color w:val="1A1A1A"/>
-          <w:sz w:val="21"/>
+          <w:sz w:val="22"/>
           <w:szCs w:val="21"/>
         </w:rPr>
         <w:t xml:space="preserve">. It checks.</w:t>
@@ -1096,35 +1105,35 @@
           <w:rFonts w:ascii="Avenir Next" w:hAnsi="Avenir Next" w:cs="Avenir Next" w:eastAsia="Avenir Next"/>
           <w:b/>
           <w:color w:val="003A70"/>
+          <w:sz w:val="22"/>
+          <w:szCs w:val="18"/>
+        </w:rPr>
+        <w:t xml:space="preserve">Step 1</w:t>
+      </w:r>
+      <w:r>
+        <w:rPr>
+          <w:rFonts w:ascii="Avenir Next" w:hAnsi="Avenir Next" w:cs="Avenir Next" w:eastAsia="Avenir Next"/>
+          <w:color w:val="1A1A1A"/>
           <w:sz w:val="18"/>
           <w:szCs w:val="18"/>
         </w:rPr>
-        <w:t xml:space="preserve">Step 1</w:t>
-      </w:r>
-      <w:r>
-        <w:rPr>
-          <w:rFonts w:ascii="Avenir Next" w:hAnsi="Avenir Next" w:cs="Avenir Next" w:eastAsia="Avenir Next"/>
-          <w:color w:val="1A1A1A"/>
-          <w:sz w:val="18"/>
-          <w:szCs w:val="18"/>
-        </w:rPr>
         <w:tab/>
       </w:r>
       <w:r>
         <w:rPr>
           <w:rFonts w:ascii="Avenir Next" w:hAnsi="Avenir Next" w:cs="Avenir Next" w:eastAsia="Avenir Next"/>
           <w:color w:val="1A1A1A"/>
+          <w:sz w:val="22"/>
+          <w:szCs w:val="21"/>
+        </w:rPr>
+        <w:t xml:space="preserve">What number times 11 makes </w:t>
+      </w:r>
+      <w:r>
+        <w:rPr>
+          <w:rFonts w:ascii="Avenir Next" w:hAnsi="Avenir Next" w:cs="Avenir Next" w:eastAsia="Avenir Next"/>
+          <w:color w:val="1A1A1A"/>
           <w:sz w:val="21"/>
           <w:szCs w:val="21"/>
-        </w:rPr>
-        <w:t xml:space="preserve">What number times 11 makes </w:t>
-      </w:r>
-      <w:r>
-        <w:rPr>
-          <w:rFonts w:ascii="Avenir Next" w:hAnsi="Avenir Next" w:cs="Avenir Next" w:eastAsia="Avenir Next"/>
-          <w:color w:val="1A1A1A"/>
-          <w:sz w:val="21"/>
-          <w:szCs w:val="21"/>
           <w:u w:val="single"/>
         </w:rPr>
         <w:t xml:space="preserve">                </w:t>
@@ -1133,7 +1142,7 @@
         <w:rPr>
           <w:rFonts w:ascii="Avenir Next" w:hAnsi="Avenir Next" w:cs="Avenir Next" w:eastAsia="Avenir Next"/>
           <w:color w:val="1A1A1A"/>
-          <w:sz w:val="21"/>
+          <w:sz w:val="22"/>
           <w:szCs w:val="21"/>
         </w:rPr>
         <w:t xml:space="preserve">?</w:t>
@@ -1153,35 +1162,35 @@
           <w:rFonts w:ascii="Avenir Next" w:hAnsi="Avenir Next" w:cs="Avenir Next" w:eastAsia="Avenir Next"/>
           <w:b/>
           <w:color w:val="003A70"/>
+          <w:sz w:val="22"/>
+          <w:szCs w:val="18"/>
+        </w:rPr>
+        <w:t xml:space="preserve">Step 2</w:t>
+      </w:r>
+      <w:r>
+        <w:rPr>
+          <w:rFonts w:ascii="Avenir Next" w:hAnsi="Avenir Next" w:cs="Avenir Next" w:eastAsia="Avenir Next"/>
+          <w:color w:val="1A1A1A"/>
           <w:sz w:val="18"/>
           <w:szCs w:val="18"/>
         </w:rPr>
-        <w:t xml:space="preserve">Step 2</w:t>
-      </w:r>
-      <w:r>
-        <w:rPr>
-          <w:rFonts w:ascii="Avenir Next" w:hAnsi="Avenir Next" w:cs="Avenir Next" w:eastAsia="Avenir Next"/>
-          <w:color w:val="1A1A1A"/>
-          <w:sz w:val="18"/>
-          <w:szCs w:val="18"/>
-        </w:rPr>
         <w:tab/>
       </w:r>
       <w:r>
         <w:rPr>
           <w:rFonts w:ascii="Avenir Next" w:hAnsi="Avenir Next" w:cs="Avenir Next" w:eastAsia="Avenir Next"/>
           <w:color w:val="1A1A1A"/>
+          <w:sz w:val="22"/>
+          <w:szCs w:val="21"/>
+        </w:rPr>
+        <w:t xml:space="preserve">88 ÷ 11 = </w:t>
+      </w:r>
+      <w:r>
+        <w:rPr>
+          <w:rFonts w:ascii="Avenir Next" w:hAnsi="Avenir Next" w:cs="Avenir Next" w:eastAsia="Avenir Next"/>
+          <w:color w:val="1A1A1A"/>
           <w:sz w:val="21"/>
           <w:szCs w:val="21"/>
-        </w:rPr>
-        <w:t xml:space="preserve">88 ÷ 11 = </w:t>
-      </w:r>
-      <w:r>
-        <w:rPr>
-          <w:rFonts w:ascii="Avenir Next" w:hAnsi="Avenir Next" w:cs="Avenir Next" w:eastAsia="Avenir Next"/>
-          <w:color w:val="1A1A1A"/>
-          <w:sz w:val="21"/>
-          <w:szCs w:val="21"/>
           <w:u w:val="single"/>
         </w:rPr>
         <w:t xml:space="preserve">                </w:t>
@@ -1190,7 +1199,7 @@
         <w:rPr>
           <w:rFonts w:ascii="Avenir Next" w:hAnsi="Avenir Next" w:cs="Avenir Next" w:eastAsia="Avenir Next"/>
           <w:color w:val="1A1A1A"/>
-          <w:sz w:val="21"/>
+          <w:sz w:val="22"/>
           <w:szCs w:val="21"/>
         </w:rPr>
         <w:t xml:space="preserve">.</w:t>
@@ -1210,35 +1219,35 @@
           <w:rFonts w:ascii="Avenir Next" w:hAnsi="Avenir Next" w:cs="Avenir Next" w:eastAsia="Avenir Next"/>
           <w:b/>
           <w:color w:val="003A70"/>
+          <w:sz w:val="22"/>
+          <w:szCs w:val="18"/>
+        </w:rPr>
+        <w:t xml:space="preserve">Step 3</w:t>
+      </w:r>
+      <w:r>
+        <w:rPr>
+          <w:rFonts w:ascii="Avenir Next" w:hAnsi="Avenir Next" w:cs="Avenir Next" w:eastAsia="Avenir Next"/>
+          <w:color w:val="1A1A1A"/>
           <w:sz w:val="18"/>
           <w:szCs w:val="18"/>
         </w:rPr>
-        <w:t xml:space="preserve">Step 3</w:t>
-      </w:r>
-      <w:r>
-        <w:rPr>
-          <w:rFonts w:ascii="Avenir Next" w:hAnsi="Avenir Next" w:cs="Avenir Next" w:eastAsia="Avenir Next"/>
-          <w:color w:val="1A1A1A"/>
-          <w:sz w:val="18"/>
-          <w:szCs w:val="18"/>
-        </w:rPr>
         <w:tab/>
       </w:r>
       <w:r>
         <w:rPr>
           <w:rFonts w:ascii="Avenir Next" w:hAnsi="Avenir Next" w:cs="Avenir Next" w:eastAsia="Avenir Next"/>
           <w:color w:val="1A1A1A"/>
+          <w:sz w:val="22"/>
+          <w:szCs w:val="21"/>
+        </w:rPr>
+        <w:t xml:space="preserve">8 × 11 = </w:t>
+      </w:r>
+      <w:r>
+        <w:rPr>
+          <w:rFonts w:ascii="Avenir Next" w:hAnsi="Avenir Next" w:cs="Avenir Next" w:eastAsia="Avenir Next"/>
+          <w:color w:val="1A1A1A"/>
           <w:sz w:val="21"/>
           <w:szCs w:val="21"/>
-        </w:rPr>
-        <w:t xml:space="preserve">8 × 11 = </w:t>
-      </w:r>
-      <w:r>
-        <w:rPr>
-          <w:rFonts w:ascii="Avenir Next" w:hAnsi="Avenir Next" w:cs="Avenir Next" w:eastAsia="Avenir Next"/>
-          <w:color w:val="1A1A1A"/>
-          <w:sz w:val="21"/>
-          <w:szCs w:val="21"/>
           <w:u w:val="single"/>
         </w:rPr>
         <w:t xml:space="preserve">                </w:t>
@@ -1247,7 +1256,7 @@
         <w:rPr>
           <w:rFonts w:ascii="Avenir Next" w:hAnsi="Avenir Next" w:cs="Avenir Next" w:eastAsia="Avenir Next"/>
           <w:color w:val="1A1A1A"/>
-          <w:sz w:val="21"/>
+          <w:sz w:val="22"/>
           <w:szCs w:val="21"/>
         </w:rPr>
         <w:t xml:space="preserve">. It checks.</w:t>
@@ -1260,6 +1269,7 @@
     </w:p>
     <w:p>
       <w:pPr>
+        <w:pStyle w:val="Heading2"/>
         <w:keepNext/>
         <w:pBdr>
           <w:bottom w:val="single" w:sz="8" w:space="3" w:color="003A70"/>
@@ -1275,7 +1285,7 @@
           <w:b/>
           <w:color w:val="003A70"/>
           <w:spacing w:val="14"/>
-          <w:sz w:val="19"/>
+          <w:sz w:val="22"/>
           <w:szCs w:val="19"/>
         </w:rPr>
         <w:t xml:space="preserve">YOUR TURN</w:t>
@@ -1294,7 +1304,7 @@
           <w:rFonts w:ascii="Avenir Next" w:hAnsi="Avenir Next" w:cs="Avenir Next" w:eastAsia="Avenir Next"/>
           <w:i/>
           <w:color w:val="5A5F66"/>
-          <w:sz w:val="17"/>
+          <w:sz w:val="22"/>
           <w:szCs w:val="17"/>
         </w:rPr>
         <w:t xml:space="preserve">use the steps on your own</w:t>
@@ -1484,7 +1494,7 @@
                       <w:szCs w:val="22"/>
                       <w:u w:val="single"/>
                     </w:rPr>
-                    <w:t xml:space="preserve">     </w:t>
+                    <w:t xml:space="preserve">         </w:t>
                   </w:r>
                 </w:p>
               </w:tc>
@@ -1555,7 +1565,7 @@
                       <w:szCs w:val="22"/>
                       <w:u w:val="single"/>
                     </w:rPr>
-                    <w:t xml:space="preserve">     </w:t>
+                    <w:t xml:space="preserve">         </w:t>
                   </w:r>
                 </w:p>
               </w:tc>
@@ -1635,7 +1645,7 @@
                       <w:szCs w:val="22"/>
                       <w:u w:val="single"/>
                     </w:rPr>
-                    <w:t xml:space="preserve">     </w:t>
+                    <w:t xml:space="preserve">         </w:t>
                   </w:r>
                 </w:p>
               </w:tc>
@@ -1721,7 +1731,7 @@
                       <w:szCs w:val="22"/>
                       <w:u w:val="single"/>
                     </w:rPr>
-                    <w:t xml:space="preserve">     </w:t>
+                    <w:t xml:space="preserve">         </w:t>
                   </w:r>
                 </w:p>
               </w:tc>
@@ -1792,7 +1802,7 @@
                       <w:szCs w:val="22"/>
                       <w:u w:val="single"/>
                     </w:rPr>
-                    <w:t xml:space="preserve">     </w:t>
+                    <w:t xml:space="preserve">         </w:t>
                   </w:r>
                 </w:p>
               </w:tc>
@@ -1872,7 +1882,7 @@
                       <w:szCs w:val="22"/>
                       <w:u w:val="single"/>
                     </w:rPr>
-                    <w:t xml:space="preserve">     </w:t>
+                    <w:t xml:space="preserve">         </w:t>
                   </w:r>
                 </w:p>
               </w:tc>
@@ -1904,7 +1914,7 @@
           <w:caps/>
           <w:color w:val="003A70"/>
           <w:spacing w:val="12"/>
-          <w:sz w:val="19"/>
+          <w:sz w:val="22"/>
           <w:szCs w:val="19"/>
         </w:rPr>
         <w:t xml:space="preserve">Lesson 8-3  ·  Session 1  ·  Prerequisite Practice A  ·  Skill 2 of 2</w:t>
@@ -1912,6 +1922,7 @@
     </w:p>
     <w:p>
       <w:pPr>
+        <w:pStyle w:val="Heading1"/>
         <w:keepNext/>
         <w:spacing w:before="0" w:after="10" w:line="240" w:lineRule="auto"/>
       </w:pPr>
@@ -1937,7 +1948,7 @@
         <w:rPr>
           <w:rFonts w:ascii="Avenir Next" w:hAnsi="Avenir Next" w:cs="Avenir Next" w:eastAsia="Avenir Next"/>
           <w:color w:val="5A5F66"/>
-          <w:sz w:val="17"/>
+          <w:sz w:val="22"/>
           <w:szCs w:val="17"/>
         </w:rPr>
         <w:t xml:space="preserve">Builds on Grade 5 · 5.NBT.B.6</w:t>
@@ -1980,6 +1991,7 @@
           </w:tcPr>
           <w:p>
             <w:pPr>
+              <w:pStyle w:val="Heading2"/>
               <w:spacing w:before="0" w:after="0" w:line="252" w:lineRule="auto"/>
             </w:pPr>
             <w:r>
@@ -2009,7 +2021,7 @@
               <w:rPr>
                 <w:rFonts w:ascii="Avenir Next" w:hAnsi="Avenir Next" w:cs="Avenir Next" w:eastAsia="Avenir Next"/>
                 <w:color w:val="1A1A1A"/>
-                <w:sz w:val="20"/>
+                <w:sz w:val="22"/>
                 <w:szCs w:val="20"/>
               </w:rPr>
               <w:t xml:space="preserve">To solve 15</w:t>
@@ -2019,7 +2031,7 @@
                 <w:rFonts w:ascii="Avenir Next" w:hAnsi="Avenir Next" w:cs="Avenir Next" w:eastAsia="Avenir Next"/>
                 <w:i/>
                 <w:color w:val="1A1A1A"/>
-                <w:sz w:val="20"/>
+                <w:sz w:val="22"/>
                 <w:szCs w:val="20"/>
               </w:rPr>
               <w:t xml:space="preserve">e</w:t>
@@ -2028,7 +2040,7 @@
               <w:rPr>
                 <w:rFonts w:ascii="Avenir Next" w:hAnsi="Avenir Next" w:cs="Avenir Next" w:eastAsia="Avenir Next"/>
                 <w:color w:val="1A1A1A"/>
-                <w:sz w:val="20"/>
+                <w:sz w:val="22"/>
                 <w:szCs w:val="20"/>
               </w:rPr>
               <w:t xml:space="preserve"> = 270, you find 270 ÷ 15.</w:t>
@@ -2048,6 +2060,7 @@
           </w:tcPr>
           <w:p>
             <w:pPr>
+              <w:pStyle w:val="Heading2"/>
               <w:spacing w:before="0" w:after="0" w:line="252" w:lineRule="auto"/>
             </w:pPr>
             <w:r>
@@ -2077,7 +2090,7 @@
               <w:rPr>
                 <w:rFonts w:ascii="Avenir Next" w:hAnsi="Avenir Next" w:cs="Avenir Next" w:eastAsia="Avenir Next"/>
                 <w:color w:val="1A1A1A"/>
-                <w:sz w:val="20"/>
+                <w:sz w:val="22"/>
                 <w:szCs w:val="20"/>
               </w:rPr>
               <w:t xml:space="preserve">Divide by a two-digit number, like 378 ÷ 18.  </w:t>
@@ -2087,7 +2100,7 @@
                 <w:rFonts w:ascii="Avenir Next" w:hAnsi="Avenir Next" w:cs="Avenir Next" w:eastAsia="Avenir Next"/>
                 <w:b/>
                 <w:color w:val="1A1A1A"/>
-                <w:sz w:val="20"/>
+                <w:sz w:val="22"/>
                 <w:szCs w:val="20"/>
               </w:rPr>
               <w:t xml:space="preserve">You will use it in Practice Form A, problems 4 and 5.</w:t>
@@ -2098,6 +2111,7 @@
     </w:tbl>
     <w:p>
       <w:pPr>
+        <w:pStyle w:val="Heading2"/>
         <w:keepNext/>
         <w:pBdr>
           <w:bottom w:val="single" w:sz="8" w:space="3" w:color="003A70"/>
@@ -2113,7 +2127,7 @@
           <w:b/>
           <w:color w:val="003A70"/>
           <w:spacing w:val="14"/>
-          <w:sz w:val="19"/>
+          <w:sz w:val="22"/>
           <w:szCs w:val="19"/>
         </w:rPr>
         <w:t xml:space="preserve">STEPS TO FOLLOW</w:t>
@@ -2132,7 +2146,7 @@
           <w:rFonts w:ascii="Avenir Next" w:hAnsi="Avenir Next" w:cs="Avenir Next" w:eastAsia="Avenir Next"/>
           <w:i/>
           <w:color w:val="5A5F66"/>
-          <w:sz w:val="17"/>
+          <w:sz w:val="22"/>
           <w:szCs w:val="17"/>
         </w:rPr>
         <w:t xml:space="preserve">use these same steps on every problem</w:t>
@@ -2174,6 +2188,7 @@
           </w:tcPr>
           <w:p>
             <w:pPr>
+              <w:pStyle w:val="Heading1"/>
               <w:spacing w:before="0" w:after="0" w:line="240" w:lineRule="auto"/>
               <w:jc w:val="center"/>
             </w:pPr>
@@ -2203,7 +2218,7 @@
                 <w:rFonts w:ascii="Avenir Next" w:hAnsi="Avenir Next" w:cs="Avenir Next" w:eastAsia="Avenir Next"/>
                 <w:b/>
                 <w:color w:val="1A1A1A"/>
-                <w:sz w:val="21"/>
+                <w:sz w:val="22"/>
                 <w:szCs w:val="21"/>
               </w:rPr>
               <w:t xml:space="preserve">Subtract</w:t>
@@ -2212,7 +2227,7 @@
               <w:rPr>
                 <w:rFonts w:ascii="Avenir Next" w:hAnsi="Avenir Next" w:cs="Avenir Next" w:eastAsia="Avenir Next"/>
                 <w:color w:val="1A1A1A"/>
-                <w:sz w:val="21"/>
+                <w:sz w:val="22"/>
                 <w:szCs w:val="21"/>
               </w:rPr>
               <w:t xml:space="preserve"> 10 groups of the divisor from the total.</w:t>
@@ -2231,6 +2246,7 @@
           </w:tcPr>
           <w:p>
             <w:pPr>
+              <w:pStyle w:val="Heading1"/>
               <w:spacing w:before="0" w:after="0" w:line="240" w:lineRule="auto"/>
               <w:jc w:val="center"/>
             </w:pPr>
@@ -2260,7 +2276,7 @@
                 <w:rFonts w:ascii="Avenir Next" w:hAnsi="Avenir Next" w:cs="Avenir Next" w:eastAsia="Avenir Next"/>
                 <w:b/>
                 <w:color w:val="1A1A1A"/>
-                <w:sz w:val="21"/>
+                <w:sz w:val="22"/>
                 <w:szCs w:val="21"/>
               </w:rPr>
               <w:t xml:space="preserve">Subtract</w:t>
@@ -2269,7 +2285,7 @@
               <w:rPr>
                 <w:rFonts w:ascii="Avenir Next" w:hAnsi="Avenir Next" w:cs="Avenir Next" w:eastAsia="Avenir Next"/>
                 <w:color w:val="1A1A1A"/>
-                <w:sz w:val="21"/>
+                <w:sz w:val="22"/>
                 <w:szCs w:val="21"/>
               </w:rPr>
               <w:t xml:space="preserve"> more groups until 0 is left.</w:t>
@@ -2288,6 +2304,7 @@
           </w:tcPr>
           <w:p>
             <w:pPr>
+              <w:pStyle w:val="Heading1"/>
               <w:spacing w:before="0" w:after="0" w:line="240" w:lineRule="auto"/>
               <w:jc w:val="center"/>
             </w:pPr>
@@ -2317,7 +2334,7 @@
                 <w:rFonts w:ascii="Avenir Next" w:hAnsi="Avenir Next" w:cs="Avenir Next" w:eastAsia="Avenir Next"/>
                 <w:b/>
                 <w:color w:val="1A1A1A"/>
-                <w:sz w:val="21"/>
+                <w:sz w:val="22"/>
                 <w:szCs w:val="21"/>
               </w:rPr>
               <w:t xml:space="preserve">Add</w:t>
@@ -2326,7 +2343,7 @@
               <w:rPr>
                 <w:rFonts w:ascii="Avenir Next" w:hAnsi="Avenir Next" w:cs="Avenir Next" w:eastAsia="Avenir Next"/>
                 <w:color w:val="1A1A1A"/>
-                <w:sz w:val="21"/>
+                <w:sz w:val="22"/>
                 <w:szCs w:val="21"/>
               </w:rPr>
               <w:t xml:space="preserve"> the groups. Check by multiplying.</w:t>
@@ -2337,6 +2354,7 @@
     </w:tbl>
     <w:p>
       <w:pPr>
+        <w:pStyle w:val="Heading2"/>
         <w:keepNext/>
         <w:pBdr>
           <w:bottom w:val="single" w:sz="8" w:space="3" w:color="003A70"/>
@@ -2352,7 +2370,7 @@
           <w:b/>
           <w:color w:val="003A70"/>
           <w:spacing w:val="14"/>
-          <w:sz w:val="19"/>
+          <w:sz w:val="22"/>
           <w:szCs w:val="19"/>
         </w:rPr>
         <w:t xml:space="preserve">WATCH ME</w:t>
@@ -2371,7 +2389,7 @@
           <w:rFonts w:ascii="Avenir Next" w:hAnsi="Avenir Next" w:cs="Avenir Next" w:eastAsia="Avenir Next"/>
           <w:i/>
           <w:color w:val="5A5F66"/>
-          <w:sz w:val="17"/>
+          <w:sz w:val="22"/>
           <w:szCs w:val="17"/>
         </w:rPr>
         <w:t xml:space="preserve">the steps in action</w:t>
@@ -2386,7 +2404,7 @@
           <w:rFonts w:ascii="Avenir Next" w:hAnsi="Avenir Next" w:cs="Avenir Next" w:eastAsia="Avenir Next"/>
           <w:b/>
           <w:color w:val="1A1A1A"/>
-          <w:sz w:val="21"/>
+          <w:sz w:val="22"/>
           <w:szCs w:val="21"/>
         </w:rPr>
         <w:t xml:space="preserve">Find 378 ÷ 18.</w:t>
@@ -2405,25 +2423,25 @@
           <w:rFonts w:ascii="Avenir Next" w:hAnsi="Avenir Next" w:cs="Avenir Next" w:eastAsia="Avenir Next"/>
           <w:b/>
           <w:color w:val="003A70"/>
+          <w:sz w:val="22"/>
+          <w:szCs w:val="19"/>
+        </w:rPr>
+        <w:t xml:space="preserve">Step 1</w:t>
+      </w:r>
+      <w:r>
+        <w:rPr>
+          <w:rFonts w:ascii="Avenir Next" w:hAnsi="Avenir Next" w:cs="Avenir Next" w:eastAsia="Avenir Next"/>
+          <w:color w:val="1A1A1A"/>
           <w:sz w:val="19"/>
           <w:szCs w:val="19"/>
         </w:rPr>
-        <w:t xml:space="preserve">Step 1</w:t>
-      </w:r>
-      <w:r>
-        <w:rPr>
-          <w:rFonts w:ascii="Avenir Next" w:hAnsi="Avenir Next" w:cs="Avenir Next" w:eastAsia="Avenir Next"/>
-          <w:color w:val="1A1A1A"/>
-          <w:sz w:val="19"/>
-          <w:szCs w:val="19"/>
-        </w:rPr>
         <w:tab/>
       </w:r>
       <w:r>
         <w:rPr>
           <w:rFonts w:ascii="Avenir Next" w:hAnsi="Avenir Next" w:cs="Avenir Next" w:eastAsia="Avenir Next"/>
           <w:color w:val="1A1A1A"/>
-          <w:sz w:val="21"/>
+          <w:sz w:val="22"/>
           <w:szCs w:val="21"/>
         </w:rPr>
         <w:t xml:space="preserve">378 − 180 = 198. That is 10 groups.</w:t>
@@ -2442,25 +2460,25 @@
           <w:rFonts w:ascii="Avenir Next" w:hAnsi="Avenir Next" w:cs="Avenir Next" w:eastAsia="Avenir Next"/>
           <w:b/>
           <w:color w:val="003A70"/>
+          <w:sz w:val="22"/>
+          <w:szCs w:val="19"/>
+        </w:rPr>
+        <w:t xml:space="preserve">Step 2</w:t>
+      </w:r>
+      <w:r>
+        <w:rPr>
+          <w:rFonts w:ascii="Avenir Next" w:hAnsi="Avenir Next" w:cs="Avenir Next" w:eastAsia="Avenir Next"/>
+          <w:color w:val="1A1A1A"/>
           <w:sz w:val="19"/>
           <w:szCs w:val="19"/>
         </w:rPr>
-        <w:t xml:space="preserve">Step 2</w:t>
-      </w:r>
-      <w:r>
-        <w:rPr>
-          <w:rFonts w:ascii="Avenir Next" w:hAnsi="Avenir Next" w:cs="Avenir Next" w:eastAsia="Avenir Next"/>
-          <w:color w:val="1A1A1A"/>
-          <w:sz w:val="19"/>
-          <w:szCs w:val="19"/>
-        </w:rPr>
         <w:tab/>
       </w:r>
       <w:r>
         <w:rPr>
           <w:rFonts w:ascii="Avenir Next" w:hAnsi="Avenir Next" w:cs="Avenir Next" w:eastAsia="Avenir Next"/>
           <w:color w:val="1A1A1A"/>
-          <w:sz w:val="21"/>
+          <w:sz w:val="22"/>
           <w:szCs w:val="21"/>
         </w:rPr>
         <w:t xml:space="preserve">198 − 180 = 18 (10 more). 18 − 18 = 0 (1 more).</w:t>
@@ -2479,25 +2497,25 @@
           <w:rFonts w:ascii="Avenir Next" w:hAnsi="Avenir Next" w:cs="Avenir Next" w:eastAsia="Avenir Next"/>
           <w:b/>
           <w:color w:val="003A70"/>
+          <w:sz w:val="22"/>
+          <w:szCs w:val="19"/>
+        </w:rPr>
+        <w:t xml:space="preserve">Step 3</w:t>
+      </w:r>
+      <w:r>
+        <w:rPr>
+          <w:rFonts w:ascii="Avenir Next" w:hAnsi="Avenir Next" w:cs="Avenir Next" w:eastAsia="Avenir Next"/>
+          <w:color w:val="1A1A1A"/>
           <w:sz w:val="19"/>
           <w:szCs w:val="19"/>
         </w:rPr>
-        <w:t xml:space="preserve">Step 3</w:t>
-      </w:r>
-      <w:r>
-        <w:rPr>
-          <w:rFonts w:ascii="Avenir Next" w:hAnsi="Avenir Next" w:cs="Avenir Next" w:eastAsia="Avenir Next"/>
-          <w:color w:val="1A1A1A"/>
-          <w:sz w:val="19"/>
-          <w:szCs w:val="19"/>
-        </w:rPr>
         <w:tab/>
       </w:r>
       <w:r>
         <w:rPr>
           <w:rFonts w:ascii="Avenir Next" w:hAnsi="Avenir Next" w:cs="Avenir Next" w:eastAsia="Avenir Next"/>
           <w:color w:val="1A1A1A"/>
-          <w:sz w:val="21"/>
+          <w:sz w:val="22"/>
           <w:szCs w:val="21"/>
         </w:rPr>
         <w:t xml:space="preserve">10 + 10 + 1 = 21. Check: 18 × 21 = 378.</w:t>
@@ -2516,18 +2534,18 @@
           <w:rFonts w:ascii="Avenir Next" w:hAnsi="Avenir Next" w:cs="Avenir Next" w:eastAsia="Avenir Next"/>
           <w:b/>
           <w:color w:val="1A1A1A"/>
+          <w:sz w:val="22"/>
+          <w:szCs w:val="21"/>
+        </w:rPr>
+        <w:t xml:space="preserve">Answer</w:t>
+      </w:r>
+      <w:r>
+        <w:rPr>
+          <w:rFonts w:ascii="Avenir Next" w:hAnsi="Avenir Next" w:cs="Avenir Next" w:eastAsia="Avenir Next"/>
+          <w:color w:val="1A1A1A"/>
           <w:sz w:val="21"/>
           <w:szCs w:val="21"/>
         </w:rPr>
-        <w:t xml:space="preserve">Answer</w:t>
-      </w:r>
-      <w:r>
-        <w:rPr>
-          <w:rFonts w:ascii="Avenir Next" w:hAnsi="Avenir Next" w:cs="Avenir Next" w:eastAsia="Avenir Next"/>
-          <w:color w:val="1A1A1A"/>
-          <w:sz w:val="21"/>
-          <w:szCs w:val="21"/>
-        </w:rPr>
         <w:tab/>
       </w:r>
       <w:r>
@@ -2535,7 +2553,7 @@
           <w:rFonts w:ascii="Avenir Next" w:hAnsi="Avenir Next" w:cs="Avenir Next" w:eastAsia="Avenir Next"/>
           <w:b/>
           <w:color w:val="1A1A1A"/>
-          <w:sz w:val="21"/>
+          <w:sz w:val="22"/>
           <w:szCs w:val="21"/>
         </w:rPr>
         <w:t xml:space="preserve">21</w:t>
@@ -2543,6 +2561,7 @@
     </w:p>
     <w:p>
       <w:pPr>
+        <w:pStyle w:val="Heading2"/>
         <w:keepNext/>
         <w:pBdr>
           <w:bottom w:val="single" w:sz="8" w:space="3" w:color="003A70"/>
@@ -2558,7 +2577,7 @@
           <w:b/>
           <w:color w:val="003A70"/>
           <w:spacing w:val="14"/>
-          <w:sz w:val="19"/>
+          <w:sz w:val="22"/>
           <w:szCs w:val="19"/>
         </w:rPr>
         <w:t xml:space="preserve">TRY IT WITH HELP</w:t>
@@ -2577,7 +2596,7 @@
           <w:rFonts w:ascii="Avenir Next" w:hAnsi="Avenir Next" w:cs="Avenir Next" w:eastAsia="Avenir Next"/>
           <w:i/>
           <w:color w:val="5A5F66"/>
-          <w:sz w:val="17"/>
+          <w:sz w:val="22"/>
           <w:szCs w:val="17"/>
         </w:rPr>
         <w:t xml:space="preserve">fill in each step</w:t>
@@ -2635,35 +2654,35 @@
           <w:rFonts w:ascii="Avenir Next" w:hAnsi="Avenir Next" w:cs="Avenir Next" w:eastAsia="Avenir Next"/>
           <w:b/>
           <w:color w:val="003A70"/>
+          <w:sz w:val="22"/>
+          <w:szCs w:val="18"/>
+        </w:rPr>
+        <w:t xml:space="preserve">Step 1</w:t>
+      </w:r>
+      <w:r>
+        <w:rPr>
+          <w:rFonts w:ascii="Avenir Next" w:hAnsi="Avenir Next" w:cs="Avenir Next" w:eastAsia="Avenir Next"/>
+          <w:color w:val="1A1A1A"/>
           <w:sz w:val="18"/>
           <w:szCs w:val="18"/>
         </w:rPr>
-        <w:t xml:space="preserve">Step 1</w:t>
-      </w:r>
-      <w:r>
-        <w:rPr>
-          <w:rFonts w:ascii="Avenir Next" w:hAnsi="Avenir Next" w:cs="Avenir Next" w:eastAsia="Avenir Next"/>
-          <w:color w:val="1A1A1A"/>
-          <w:sz w:val="18"/>
-          <w:szCs w:val="18"/>
-        </w:rPr>
         <w:tab/>
       </w:r>
       <w:r>
         <w:rPr>
           <w:rFonts w:ascii="Avenir Next" w:hAnsi="Avenir Next" w:cs="Avenir Next" w:eastAsia="Avenir Next"/>
           <w:color w:val="1A1A1A"/>
+          <w:sz w:val="22"/>
+          <w:szCs w:val="21"/>
+        </w:rPr>
+        <w:t xml:space="preserve">168 − 120 = </w:t>
+      </w:r>
+      <w:r>
+        <w:rPr>
+          <w:rFonts w:ascii="Avenir Next" w:hAnsi="Avenir Next" w:cs="Avenir Next" w:eastAsia="Avenir Next"/>
+          <w:color w:val="1A1A1A"/>
           <w:sz w:val="21"/>
           <w:szCs w:val="21"/>
-        </w:rPr>
-        <w:t xml:space="preserve">168 − 120 = </w:t>
-      </w:r>
-      <w:r>
-        <w:rPr>
-          <w:rFonts w:ascii="Avenir Next" w:hAnsi="Avenir Next" w:cs="Avenir Next" w:eastAsia="Avenir Next"/>
-          <w:color w:val="1A1A1A"/>
-          <w:sz w:val="21"/>
-          <w:szCs w:val="21"/>
           <w:u w:val="single"/>
         </w:rPr>
         <w:t xml:space="preserve">                </w:t>
@@ -2672,7 +2691,7 @@
         <w:rPr>
           <w:rFonts w:ascii="Avenir Next" w:hAnsi="Avenir Next" w:cs="Avenir Next" w:eastAsia="Avenir Next"/>
           <w:color w:val="1A1A1A"/>
-          <w:sz w:val="21"/>
+          <w:sz w:val="22"/>
           <w:szCs w:val="21"/>
         </w:rPr>
         <w:t xml:space="preserve">. That is 10 groups.</w:t>
@@ -2692,35 +2711,35 @@
           <w:rFonts w:ascii="Avenir Next" w:hAnsi="Avenir Next" w:cs="Avenir Next" w:eastAsia="Avenir Next"/>
           <w:b/>
           <w:color w:val="003A70"/>
+          <w:sz w:val="22"/>
+          <w:szCs w:val="18"/>
+        </w:rPr>
+        <w:t xml:space="preserve">Step 2</w:t>
+      </w:r>
+      <w:r>
+        <w:rPr>
+          <w:rFonts w:ascii="Avenir Next" w:hAnsi="Avenir Next" w:cs="Avenir Next" w:eastAsia="Avenir Next"/>
+          <w:color w:val="1A1A1A"/>
           <w:sz w:val="18"/>
           <w:szCs w:val="18"/>
         </w:rPr>
-        <w:t xml:space="preserve">Step 2</w:t>
-      </w:r>
-      <w:r>
-        <w:rPr>
-          <w:rFonts w:ascii="Avenir Next" w:hAnsi="Avenir Next" w:cs="Avenir Next" w:eastAsia="Avenir Next"/>
-          <w:color w:val="1A1A1A"/>
-          <w:sz w:val="18"/>
-          <w:szCs w:val="18"/>
-        </w:rPr>
         <w:tab/>
       </w:r>
       <w:r>
         <w:rPr>
           <w:rFonts w:ascii="Avenir Next" w:hAnsi="Avenir Next" w:cs="Avenir Next" w:eastAsia="Avenir Next"/>
           <w:color w:val="1A1A1A"/>
+          <w:sz w:val="22"/>
+          <w:szCs w:val="21"/>
+        </w:rPr>
+        <w:t xml:space="preserve">48 − 48 = 0. That is </w:t>
+      </w:r>
+      <w:r>
+        <w:rPr>
+          <w:rFonts w:ascii="Avenir Next" w:hAnsi="Avenir Next" w:cs="Avenir Next" w:eastAsia="Avenir Next"/>
+          <w:color w:val="1A1A1A"/>
           <w:sz w:val="21"/>
           <w:szCs w:val="21"/>
-        </w:rPr>
-        <w:t xml:space="preserve">48 − 48 = 0. That is </w:t>
-      </w:r>
-      <w:r>
-        <w:rPr>
-          <w:rFonts w:ascii="Avenir Next" w:hAnsi="Avenir Next" w:cs="Avenir Next" w:eastAsia="Avenir Next"/>
-          <w:color w:val="1A1A1A"/>
-          <w:sz w:val="21"/>
-          <w:szCs w:val="21"/>
           <w:u w:val="single"/>
         </w:rPr>
         <w:t xml:space="preserve">                </w:t>
@@ -2729,7 +2748,7 @@
         <w:rPr>
           <w:rFonts w:ascii="Avenir Next" w:hAnsi="Avenir Next" w:cs="Avenir Next" w:eastAsia="Avenir Next"/>
           <w:color w:val="1A1A1A"/>
-          <w:sz w:val="21"/>
+          <w:sz w:val="22"/>
           <w:szCs w:val="21"/>
         </w:rPr>
         <w:t xml:space="preserve"> more groups.</w:t>
@@ -2749,28 +2768,47 @@
           <w:rFonts w:ascii="Avenir Next" w:hAnsi="Avenir Next" w:cs="Avenir Next" w:eastAsia="Avenir Next"/>
           <w:b/>
           <w:color w:val="003A70"/>
+          <w:sz w:val="22"/>
+          <w:szCs w:val="18"/>
+        </w:rPr>
+        <w:t xml:space="preserve">Step 3</w:t>
+      </w:r>
+      <w:r>
+        <w:rPr>
+          <w:rFonts w:ascii="Avenir Next" w:hAnsi="Avenir Next" w:cs="Avenir Next" w:eastAsia="Avenir Next"/>
+          <w:color w:val="1A1A1A"/>
           <w:sz w:val="18"/>
           <w:szCs w:val="18"/>
         </w:rPr>
-        <w:t xml:space="preserve">Step 3</w:t>
-      </w:r>
-      <w:r>
-        <w:rPr>
-          <w:rFonts w:ascii="Avenir Next" w:hAnsi="Avenir Next" w:cs="Avenir Next" w:eastAsia="Avenir Next"/>
-          <w:color w:val="1A1A1A"/>
-          <w:sz w:val="18"/>
-          <w:szCs w:val="18"/>
-        </w:rPr>
         <w:tab/>
       </w:r>
       <w:r>
         <w:rPr>
           <w:rFonts w:ascii="Avenir Next" w:hAnsi="Avenir Next" w:cs="Avenir Next" w:eastAsia="Avenir Next"/>
           <w:color w:val="1A1A1A"/>
+          <w:sz w:val="22"/>
+          <w:szCs w:val="21"/>
+        </w:rPr>
+        <w:t xml:space="preserve">10 + 4 = </w:t>
+      </w:r>
+      <w:r>
+        <w:rPr>
+          <w:rFonts w:ascii="Avenir Next" w:hAnsi="Avenir Next" w:cs="Avenir Next" w:eastAsia="Avenir Next"/>
+          <w:color w:val="1A1A1A"/>
           <w:sz w:val="21"/>
           <w:szCs w:val="21"/>
-        </w:rPr>
-        <w:t xml:space="preserve">10 + 4 = </w:t>
+          <w:u w:val="single"/>
+        </w:rPr>
+        <w:t xml:space="preserve">                </w:t>
+      </w:r>
+      <w:r>
+        <w:rPr>
+          <w:rFonts w:ascii="Avenir Next" w:hAnsi="Avenir Next" w:cs="Avenir Next" w:eastAsia="Avenir Next"/>
+          <w:color w:val="1A1A1A"/>
+          <w:sz w:val="22"/>
+          <w:szCs w:val="21"/>
+        </w:rPr>
+        <w:t xml:space="preserve">. Check: 12 × 14 = </w:t>
       </w:r>
       <w:r>
         <w:rPr>
@@ -2786,26 +2824,7 @@
         <w:rPr>
           <w:rFonts w:ascii="Avenir Next" w:hAnsi="Avenir Next" w:cs="Avenir Next" w:eastAsia="Avenir Next"/>
           <w:color w:val="1A1A1A"/>
-          <w:sz w:val="21"/>
-          <w:szCs w:val="21"/>
-        </w:rPr>
-        <w:t xml:space="preserve">. Check: 12 × 14 = </w:t>
-      </w:r>
-      <w:r>
-        <w:rPr>
-          <w:rFonts w:ascii="Avenir Next" w:hAnsi="Avenir Next" w:cs="Avenir Next" w:eastAsia="Avenir Next"/>
-          <w:color w:val="1A1A1A"/>
-          <w:sz w:val="21"/>
-          <w:szCs w:val="21"/>
-          <w:u w:val="single"/>
-        </w:rPr>
-        <w:t xml:space="preserve">                </w:t>
-      </w:r>
-      <w:r>
-        <w:rPr>
-          <w:rFonts w:ascii="Avenir Next" w:hAnsi="Avenir Next" w:cs="Avenir Next" w:eastAsia="Avenir Next"/>
-          <w:color w:val="1A1A1A"/>
-          <w:sz w:val="21"/>
+          <w:sz w:val="22"/>
           <w:szCs w:val="21"/>
         </w:rPr>
         <w:t xml:space="preserve">.</w:t>
@@ -2868,35 +2887,35 @@
           <w:rFonts w:ascii="Avenir Next" w:hAnsi="Avenir Next" w:cs="Avenir Next" w:eastAsia="Avenir Next"/>
           <w:b/>
           <w:color w:val="003A70"/>
+          <w:sz w:val="22"/>
+          <w:szCs w:val="18"/>
+        </w:rPr>
+        <w:t xml:space="preserve">Step 1</w:t>
+      </w:r>
+      <w:r>
+        <w:rPr>
+          <w:rFonts w:ascii="Avenir Next" w:hAnsi="Avenir Next" w:cs="Avenir Next" w:eastAsia="Avenir Next"/>
+          <w:color w:val="1A1A1A"/>
           <w:sz w:val="18"/>
           <w:szCs w:val="18"/>
         </w:rPr>
-        <w:t xml:space="preserve">Step 1</w:t>
-      </w:r>
-      <w:r>
-        <w:rPr>
-          <w:rFonts w:ascii="Avenir Next" w:hAnsi="Avenir Next" w:cs="Avenir Next" w:eastAsia="Avenir Next"/>
-          <w:color w:val="1A1A1A"/>
-          <w:sz w:val="18"/>
-          <w:szCs w:val="18"/>
-        </w:rPr>
         <w:tab/>
       </w:r>
       <w:r>
         <w:rPr>
           <w:rFonts w:ascii="Avenir Next" w:hAnsi="Avenir Next" w:cs="Avenir Next" w:eastAsia="Avenir Next"/>
           <w:color w:val="1A1A1A"/>
+          <w:sz w:val="22"/>
+          <w:szCs w:val="21"/>
+        </w:rPr>
+        <w:t xml:space="preserve">216 − 180 = </w:t>
+      </w:r>
+      <w:r>
+        <w:rPr>
+          <w:rFonts w:ascii="Avenir Next" w:hAnsi="Avenir Next" w:cs="Avenir Next" w:eastAsia="Avenir Next"/>
+          <w:color w:val="1A1A1A"/>
           <w:sz w:val="21"/>
           <w:szCs w:val="21"/>
-        </w:rPr>
-        <w:t xml:space="preserve">216 − 180 = </w:t>
-      </w:r>
-      <w:r>
-        <w:rPr>
-          <w:rFonts w:ascii="Avenir Next" w:hAnsi="Avenir Next" w:cs="Avenir Next" w:eastAsia="Avenir Next"/>
-          <w:color w:val="1A1A1A"/>
-          <w:sz w:val="21"/>
-          <w:szCs w:val="21"/>
           <w:u w:val="single"/>
         </w:rPr>
         <w:t xml:space="preserve">                </w:t>
@@ -2905,7 +2924,7 @@
         <w:rPr>
           <w:rFonts w:ascii="Avenir Next" w:hAnsi="Avenir Next" w:cs="Avenir Next" w:eastAsia="Avenir Next"/>
           <w:color w:val="1A1A1A"/>
-          <w:sz w:val="21"/>
+          <w:sz w:val="22"/>
           <w:szCs w:val="21"/>
         </w:rPr>
         <w:t xml:space="preserve">. That is 10 groups.</w:t>
@@ -2925,35 +2944,35 @@
           <w:rFonts w:ascii="Avenir Next" w:hAnsi="Avenir Next" w:cs="Avenir Next" w:eastAsia="Avenir Next"/>
           <w:b/>
           <w:color w:val="003A70"/>
+          <w:sz w:val="22"/>
+          <w:szCs w:val="18"/>
+        </w:rPr>
+        <w:t xml:space="preserve">Step 2</w:t>
+      </w:r>
+      <w:r>
+        <w:rPr>
+          <w:rFonts w:ascii="Avenir Next" w:hAnsi="Avenir Next" w:cs="Avenir Next" w:eastAsia="Avenir Next"/>
+          <w:color w:val="1A1A1A"/>
           <w:sz w:val="18"/>
           <w:szCs w:val="18"/>
         </w:rPr>
-        <w:t xml:space="preserve">Step 2</w:t>
-      </w:r>
-      <w:r>
-        <w:rPr>
-          <w:rFonts w:ascii="Avenir Next" w:hAnsi="Avenir Next" w:cs="Avenir Next" w:eastAsia="Avenir Next"/>
-          <w:color w:val="1A1A1A"/>
-          <w:sz w:val="18"/>
-          <w:szCs w:val="18"/>
-        </w:rPr>
         <w:tab/>
       </w:r>
       <w:r>
         <w:rPr>
           <w:rFonts w:ascii="Avenir Next" w:hAnsi="Avenir Next" w:cs="Avenir Next" w:eastAsia="Avenir Next"/>
           <w:color w:val="1A1A1A"/>
+          <w:sz w:val="22"/>
+          <w:szCs w:val="21"/>
+        </w:rPr>
+        <w:t xml:space="preserve">36 − 36 = 0. That is </w:t>
+      </w:r>
+      <w:r>
+        <w:rPr>
+          <w:rFonts w:ascii="Avenir Next" w:hAnsi="Avenir Next" w:cs="Avenir Next" w:eastAsia="Avenir Next"/>
+          <w:color w:val="1A1A1A"/>
           <w:sz w:val="21"/>
           <w:szCs w:val="21"/>
-        </w:rPr>
-        <w:t xml:space="preserve">36 − 36 = 0. That is </w:t>
-      </w:r>
-      <w:r>
-        <w:rPr>
-          <w:rFonts w:ascii="Avenir Next" w:hAnsi="Avenir Next" w:cs="Avenir Next" w:eastAsia="Avenir Next"/>
-          <w:color w:val="1A1A1A"/>
-          <w:sz w:val="21"/>
-          <w:szCs w:val="21"/>
           <w:u w:val="single"/>
         </w:rPr>
         <w:t xml:space="preserve">                </w:t>
@@ -2962,7 +2981,7 @@
         <w:rPr>
           <w:rFonts w:ascii="Avenir Next" w:hAnsi="Avenir Next" w:cs="Avenir Next" w:eastAsia="Avenir Next"/>
           <w:color w:val="1A1A1A"/>
-          <w:sz w:val="21"/>
+          <w:sz w:val="22"/>
           <w:szCs w:val="21"/>
         </w:rPr>
         <w:t xml:space="preserve"> more groups.</w:t>
@@ -2982,28 +3001,47 @@
           <w:rFonts w:ascii="Avenir Next" w:hAnsi="Avenir Next" w:cs="Avenir Next" w:eastAsia="Avenir Next"/>
           <w:b/>
           <w:color w:val="003A70"/>
+          <w:sz w:val="22"/>
+          <w:szCs w:val="18"/>
+        </w:rPr>
+        <w:t xml:space="preserve">Step 3</w:t>
+      </w:r>
+      <w:r>
+        <w:rPr>
+          <w:rFonts w:ascii="Avenir Next" w:hAnsi="Avenir Next" w:cs="Avenir Next" w:eastAsia="Avenir Next"/>
+          <w:color w:val="1A1A1A"/>
           <w:sz w:val="18"/>
           <w:szCs w:val="18"/>
         </w:rPr>
-        <w:t xml:space="preserve">Step 3</w:t>
-      </w:r>
-      <w:r>
-        <w:rPr>
-          <w:rFonts w:ascii="Avenir Next" w:hAnsi="Avenir Next" w:cs="Avenir Next" w:eastAsia="Avenir Next"/>
-          <w:color w:val="1A1A1A"/>
-          <w:sz w:val="18"/>
-          <w:szCs w:val="18"/>
-        </w:rPr>
         <w:tab/>
       </w:r>
       <w:r>
         <w:rPr>
           <w:rFonts w:ascii="Avenir Next" w:hAnsi="Avenir Next" w:cs="Avenir Next" w:eastAsia="Avenir Next"/>
           <w:color w:val="1A1A1A"/>
+          <w:sz w:val="22"/>
+          <w:szCs w:val="21"/>
+        </w:rPr>
+        <w:t xml:space="preserve">10 + 2 = </w:t>
+      </w:r>
+      <w:r>
+        <w:rPr>
+          <w:rFonts w:ascii="Avenir Next" w:hAnsi="Avenir Next" w:cs="Avenir Next" w:eastAsia="Avenir Next"/>
+          <w:color w:val="1A1A1A"/>
           <w:sz w:val="21"/>
           <w:szCs w:val="21"/>
-        </w:rPr>
-        <w:t xml:space="preserve">10 + 2 = </w:t>
+          <w:u w:val="single"/>
+        </w:rPr>
+        <w:t xml:space="preserve">                </w:t>
+      </w:r>
+      <w:r>
+        <w:rPr>
+          <w:rFonts w:ascii="Avenir Next" w:hAnsi="Avenir Next" w:cs="Avenir Next" w:eastAsia="Avenir Next"/>
+          <w:color w:val="1A1A1A"/>
+          <w:sz w:val="22"/>
+          <w:szCs w:val="21"/>
+        </w:rPr>
+        <w:t xml:space="preserve">. Check: 18 × 12 = </w:t>
       </w:r>
       <w:r>
         <w:rPr>
@@ -3019,26 +3057,7 @@
         <w:rPr>
           <w:rFonts w:ascii="Avenir Next" w:hAnsi="Avenir Next" w:cs="Avenir Next" w:eastAsia="Avenir Next"/>
           <w:color w:val="1A1A1A"/>
-          <w:sz w:val="21"/>
-          <w:szCs w:val="21"/>
-        </w:rPr>
-        <w:t xml:space="preserve">. Check: 18 × 12 = </w:t>
-      </w:r>
-      <w:r>
-        <w:rPr>
-          <w:rFonts w:ascii="Avenir Next" w:hAnsi="Avenir Next" w:cs="Avenir Next" w:eastAsia="Avenir Next"/>
-          <w:color w:val="1A1A1A"/>
-          <w:sz w:val="21"/>
-          <w:szCs w:val="21"/>
-          <w:u w:val="single"/>
-        </w:rPr>
-        <w:t xml:space="preserve">                </w:t>
-      </w:r>
-      <w:r>
-        <w:rPr>
-          <w:rFonts w:ascii="Avenir Next" w:hAnsi="Avenir Next" w:cs="Avenir Next" w:eastAsia="Avenir Next"/>
-          <w:color w:val="1A1A1A"/>
-          <w:sz w:val="21"/>
+          <w:sz w:val="22"/>
           <w:szCs w:val="21"/>
         </w:rPr>
         <w:t xml:space="preserve">.</w:t>
@@ -3051,6 +3070,7 @@
     </w:p>
     <w:p>
       <w:pPr>
+        <w:pStyle w:val="Heading2"/>
         <w:keepNext/>
         <w:pBdr>
           <w:bottom w:val="single" w:sz="8" w:space="3" w:color="003A70"/>
@@ -3066,7 +3086,7 @@
           <w:b/>
           <w:color w:val="003A70"/>
           <w:spacing w:val="14"/>
-          <w:sz w:val="19"/>
+          <w:sz w:val="22"/>
           <w:szCs w:val="19"/>
         </w:rPr>
         <w:t xml:space="preserve">YOUR TURN</w:t>
@@ -3085,7 +3105,7 @@
           <w:rFonts w:ascii="Avenir Next" w:hAnsi="Avenir Next" w:cs="Avenir Next" w:eastAsia="Avenir Next"/>
           <w:i/>
           <w:color w:val="5A5F66"/>
-          <w:sz w:val="17"/>
+          <w:sz w:val="22"/>
           <w:szCs w:val="17"/>
         </w:rPr>
         <w:t xml:space="preserve">use the steps on your own</w:t>
@@ -3257,7 +3277,7 @@
                       <w:szCs w:val="22"/>
                       <w:u w:val="single"/>
                     </w:rPr>
-                    <w:t xml:space="preserve">        </w:t>
+                    <w:t xml:space="preserve">            </w:t>
                   </w:r>
                 </w:p>
               </w:tc>
@@ -3319,7 +3339,7 @@
                       <w:szCs w:val="22"/>
                       <w:u w:val="single"/>
                     </w:rPr>
-                    <w:t xml:space="preserve">        </w:t>
+                    <w:t xml:space="preserve">            </w:t>
                   </w:r>
                 </w:p>
               </w:tc>
@@ -3381,7 +3401,7 @@
                       <w:szCs w:val="22"/>
                       <w:u w:val="single"/>
                     </w:rPr>
-                    <w:t xml:space="preserve">        </w:t>
+                    <w:t xml:space="preserve">            </w:t>
                   </w:r>
                 </w:p>
               </w:tc>
@@ -3449,7 +3469,7 @@
                       <w:szCs w:val="22"/>
                       <w:u w:val="single"/>
                     </w:rPr>
-                    <w:t xml:space="preserve">        </w:t>
+                    <w:t xml:space="preserve">            </w:t>
                   </w:r>
                 </w:p>
               </w:tc>
@@ -3511,7 +3531,7 @@
                       <w:szCs w:val="22"/>
                       <w:u w:val="single"/>
                     </w:rPr>
-                    <w:t xml:space="preserve">        </w:t>
+                    <w:t xml:space="preserve">            </w:t>
                   </w:r>
                 </w:p>
               </w:tc>
@@ -3573,7 +3593,7 @@
                       <w:szCs w:val="22"/>
                       <w:u w:val="single"/>
                     </w:rPr>
-                    <w:t xml:space="preserve">        </w:t>
+                    <w:t xml:space="preserve">            </w:t>
                   </w:r>
                 </w:p>
               </w:tc>
@@ -3594,6 +3614,7 @@
     </w:p>
     <w:p>
       <w:pPr>
+        <w:pStyle w:val="Heading2"/>
         <w:keepNext/>
         <w:pBdr>
           <w:bottom w:val="single" w:sz="8" w:space="3" w:color="003A70"/>
@@ -3609,7 +3630,7 @@
           <w:b/>
           <w:color w:val="003A70"/>
           <w:spacing w:val="14"/>
-          <w:sz w:val="19"/>
+          <w:sz w:val="22"/>
           <w:szCs w:val="19"/>
         </w:rPr>
         <w:t xml:space="preserve">READY CHECK</w:t>
@@ -3628,7 +3649,7 @@
           <w:rFonts w:ascii="Avenir Next" w:hAnsi="Avenir Next" w:cs="Avenir Next" w:eastAsia="Avenir Next"/>
           <w:i/>
           <w:color w:val="5A5F66"/>
-          <w:sz w:val="17"/>
+          <w:sz w:val="22"/>
           <w:szCs w:val="17"/>
         </w:rPr>
         <w:t xml:space="preserve">a problem like the one in today’s lesson</w:t>
@@ -3760,25 +3781,25 @@
                       <w:rFonts w:ascii="Avenir Next" w:hAnsi="Avenir Next" w:cs="Avenir Next" w:eastAsia="Avenir Next"/>
                       <w:b/>
                       <w:color w:val="003A70"/>
+                      <w:sz w:val="22"/>
+                      <w:szCs w:val="21"/>
+                    </w:rPr>
+                    <w:t xml:space="preserve">A</w:t>
+                  </w:r>
+                  <w:r>
+                    <w:rPr>
+                      <w:rFonts w:ascii="Avenir Next" w:hAnsi="Avenir Next" w:cs="Avenir Next" w:eastAsia="Avenir Next"/>
+                      <w:color w:val="1A1A1A"/>
                       <w:sz w:val="21"/>
                       <w:szCs w:val="21"/>
                     </w:rPr>
-                    <w:t xml:space="preserve">A</w:t>
-                  </w:r>
-                  <w:r>
-                    <w:rPr>
-                      <w:rFonts w:ascii="Avenir Next" w:hAnsi="Avenir Next" w:cs="Avenir Next" w:eastAsia="Avenir Next"/>
-                      <w:color w:val="1A1A1A"/>
-                      <w:sz w:val="21"/>
-                      <w:szCs w:val="21"/>
-                    </w:rPr>
                     <w:tab/>
                   </w:r>
                   <w:r>
                     <w:rPr>
                       <w:rFonts w:ascii="Avenir Next" w:hAnsi="Avenir Next" w:cs="Avenir Next" w:eastAsia="Avenir Next"/>
                       <w:color w:val="1A1A1A"/>
-                      <w:sz w:val="21"/>
+                      <w:sz w:val="22"/>
                       <w:szCs w:val="21"/>
                     </w:rPr>
                     <w:t xml:space="preserve">320</w:t>
@@ -3803,25 +3824,25 @@
                       <w:rFonts w:ascii="Avenir Next" w:hAnsi="Avenir Next" w:cs="Avenir Next" w:eastAsia="Avenir Next"/>
                       <w:b/>
                       <w:color w:val="003A70"/>
+                      <w:sz w:val="22"/>
+                      <w:szCs w:val="21"/>
+                    </w:rPr>
+                    <w:t xml:space="preserve">B</w:t>
+                  </w:r>
+                  <w:r>
+                    <w:rPr>
+                      <w:rFonts w:ascii="Avenir Next" w:hAnsi="Avenir Next" w:cs="Avenir Next" w:eastAsia="Avenir Next"/>
+                      <w:color w:val="1A1A1A"/>
                       <w:sz w:val="21"/>
                       <w:szCs w:val="21"/>
                     </w:rPr>
-                    <w:t xml:space="preserve">B</w:t>
-                  </w:r>
-                  <w:r>
-                    <w:rPr>
-                      <w:rFonts w:ascii="Avenir Next" w:hAnsi="Avenir Next" w:cs="Avenir Next" w:eastAsia="Avenir Next"/>
-                      <w:color w:val="1A1A1A"/>
-                      <w:sz w:val="21"/>
-                      <w:szCs w:val="21"/>
-                    </w:rPr>
                     <w:tab/>
                   </w:r>
                   <w:r>
                     <w:rPr>
                       <w:rFonts w:ascii="Avenir Next" w:hAnsi="Avenir Next" w:cs="Avenir Next" w:eastAsia="Avenir Next"/>
                       <w:color w:val="1A1A1A"/>
-                      <w:sz w:val="21"/>
+                      <w:sz w:val="22"/>
                       <w:szCs w:val="21"/>
                     </w:rPr>
                     <w:t xml:space="preserve">21</w:t>
@@ -3846,25 +3867,25 @@
                       <w:rFonts w:ascii="Avenir Next" w:hAnsi="Avenir Next" w:cs="Avenir Next" w:eastAsia="Avenir Next"/>
                       <w:b/>
                       <w:color w:val="003A70"/>
+                      <w:sz w:val="22"/>
+                      <w:szCs w:val="21"/>
+                    </w:rPr>
+                    <w:t xml:space="preserve">C</w:t>
+                  </w:r>
+                  <w:r>
+                    <w:rPr>
+                      <w:rFonts w:ascii="Avenir Next" w:hAnsi="Avenir Next" w:cs="Avenir Next" w:eastAsia="Avenir Next"/>
+                      <w:color w:val="1A1A1A"/>
                       <w:sz w:val="21"/>
                       <w:szCs w:val="21"/>
                     </w:rPr>
-                    <w:t xml:space="preserve">C</w:t>
-                  </w:r>
-                  <w:r>
-                    <w:rPr>
-                      <w:rFonts w:ascii="Avenir Next" w:hAnsi="Avenir Next" w:cs="Avenir Next" w:eastAsia="Avenir Next"/>
-                      <w:color w:val="1A1A1A"/>
-                      <w:sz w:val="21"/>
-                      <w:szCs w:val="21"/>
-                    </w:rPr>
                     <w:tab/>
                   </w:r>
                   <w:r>
                     <w:rPr>
                       <w:rFonts w:ascii="Avenir Next" w:hAnsi="Avenir Next" w:cs="Avenir Next" w:eastAsia="Avenir Next"/>
                       <w:color w:val="1A1A1A"/>
-                      <w:sz w:val="21"/>
+                      <w:sz w:val="22"/>
                       <w:szCs w:val="21"/>
                     </w:rPr>
                     <w:t xml:space="preserve">5,376</w:t>
@@ -3889,25 +3910,25 @@
                       <w:rFonts w:ascii="Avenir Next" w:hAnsi="Avenir Next" w:cs="Avenir Next" w:eastAsia="Avenir Next"/>
                       <w:b/>
                       <w:color w:val="003A70"/>
+                      <w:sz w:val="22"/>
+                      <w:szCs w:val="21"/>
+                    </w:rPr>
+                    <w:t xml:space="preserve">D</w:t>
+                  </w:r>
+                  <w:r>
+                    <w:rPr>
+                      <w:rFonts w:ascii="Avenir Next" w:hAnsi="Avenir Next" w:cs="Avenir Next" w:eastAsia="Avenir Next"/>
+                      <w:color w:val="1A1A1A"/>
                       <w:sz w:val="21"/>
                       <w:szCs w:val="21"/>
                     </w:rPr>
-                    <w:t xml:space="preserve">D</w:t>
-                  </w:r>
-                  <w:r>
-                    <w:rPr>
-                      <w:rFonts w:ascii="Avenir Next" w:hAnsi="Avenir Next" w:cs="Avenir Next" w:eastAsia="Avenir Next"/>
-                      <w:color w:val="1A1A1A"/>
-                      <w:sz w:val="21"/>
-                      <w:szCs w:val="21"/>
-                    </w:rPr>
                     <w:tab/>
                   </w:r>
                   <w:r>
                     <w:rPr>
                       <w:rFonts w:ascii="Avenir Next" w:hAnsi="Avenir Next" w:cs="Avenir Next" w:eastAsia="Avenir Next"/>
                       <w:color w:val="1A1A1A"/>
-                      <w:sz w:val="21"/>
+                      <w:sz w:val="22"/>
                       <w:szCs w:val="21"/>
                     </w:rPr>
                     <w:t xml:space="preserve">12</w:t>
@@ -3956,19 +3977,42 @@
         <w:tblLook w:val="0000" w:firstRow="0" w:lastRow="0" w:firstColumn="0" w:lastColumn="0" w:noHBand="1" w:noVBand="1"/>
       </w:tblPr>
       <w:tblGrid>
-        <w:gridCol w:w="2000"/>
-        <w:gridCol w:w="2300"/>
-        <w:gridCol w:w="2100"/>
-        <w:gridCol w:w="3104"/>
+        <w:gridCol w:w="1750"/>
+        <w:gridCol w:w="2500"/>
+        <w:gridCol w:w="2200"/>
+        <w:gridCol w:w="3054"/>
       </w:tblGrid>
       <w:tr>
         <w:trPr>
           <w:cantSplit/>
-          <w:trHeight w:val="320" w:hRule="atLeast"/>
+          <w:trHeight w:val="300" w:hRule="atLeast"/>
         </w:trPr>
         <w:tc>
           <w:tcPr>
-            <w:tcW w:w="2000" w:type="dxa"/>
+            <w:tcW w:w="1750" w:type="dxa"/>
+            <w:vAlign w:val="center"/>
+          </w:tcPr>
+          <w:p>
+            <w:pPr>
+              <w:pStyle w:val="Heading2"/>
+              <w:spacing w:before="0" w:after="0" w:line="240" w:lineRule="auto"/>
+            </w:pPr>
+            <w:r>
+              <w:rPr>
+                <w:rFonts w:ascii="Avenir Next" w:hAnsi="Avenir Next" w:cs="Avenir Next" w:eastAsia="Avenir Next"/>
+                <w:b/>
+                <w:color w:val="003A70"/>
+                <w:spacing w:val="12"/>
+                <w:sz w:val="15"/>
+                <w:szCs w:val="15"/>
+              </w:rPr>
+              <w:t xml:space="preserve">CHECK YOURSELF</w:t>
+            </w:r>
+          </w:p>
+        </w:tc>
+        <w:tc>
+          <w:tcPr>
+            <w:tcW w:w="2500" w:type="dxa"/>
             <w:vAlign w:val="center"/>
           </w:tcPr>
           <w:p>
@@ -3977,20 +4021,27 @@
             </w:pPr>
             <w:r>
               <w:rPr>
-                <w:rFonts w:ascii="Avenir Next" w:hAnsi="Avenir Next" w:cs="Avenir Next" w:eastAsia="Avenir Next"/>
-                <w:b/>
-                <w:color w:val="003A70"/>
-                <w:spacing w:val="12"/>
-                <w:sz w:val="15"/>
-                <w:szCs w:val="15"/>
-              </w:rPr>
-              <w:t xml:space="preserve">CHECK YOURSELF</w:t>
+                <w:rFonts w:ascii="Arial" w:hAnsi="Arial" w:cs="Arial" w:eastAsia="Arial"/>
+                <w:color w:val="1A1A1A"/>
+                <w:sz w:val="20"/>
+                <w:szCs w:val="20"/>
+              </w:rPr>
+              <w:t xml:space="preserve">□</w:t>
+            </w:r>
+            <w:r>
+              <w:rPr>
+                <w:rFonts w:ascii="Avenir Next" w:hAnsi="Avenir Next" w:cs="Avenir Next" w:eastAsia="Avenir Next"/>
+                <w:color w:val="1A1A1A"/>
+                <w:sz w:val="17"/>
+                <w:szCs w:val="17"/>
+              </w:rPr>
+              <w:t xml:space="preserve">  I can do this on my own</w:t>
             </w:r>
           </w:p>
         </w:tc>
         <w:tc>
           <w:tcPr>
-            <w:tcW w:w="2300" w:type="dxa"/>
+            <w:tcW w:w="2200" w:type="dxa"/>
             <w:vAlign w:val="center"/>
           </w:tcPr>
           <w:p>
@@ -4001,8 +4052,8 @@
               <w:rPr>
                 <w:rFonts w:ascii="Arial" w:hAnsi="Arial" w:cs="Arial" w:eastAsia="Arial"/>
                 <w:color w:val="1A1A1A"/>
-                <w:sz w:val="24"/>
-                <w:szCs w:val="24"/>
+                <w:sz w:val="20"/>
+                <w:szCs w:val="20"/>
               </w:rPr>
               <w:t xml:space="preserve">□</w:t>
             </w:r>
@@ -4013,13 +4064,13 @@
                 <w:sz w:val="17"/>
                 <w:szCs w:val="17"/>
               </w:rPr>
-              <w:t xml:space="preserve">  I can do this on my own</w:t>
+              <w:t xml:space="preserve">  I need a little help</w:t>
             </w:r>
           </w:p>
         </w:tc>
         <w:tc>
           <w:tcPr>
-            <w:tcW w:w="2100" w:type="dxa"/>
+            <w:tcW w:w="3054" w:type="dxa"/>
             <w:vAlign w:val="center"/>
           </w:tcPr>
           <w:p>
@@ -4030,37 +4081,8 @@
               <w:rPr>
                 <w:rFonts w:ascii="Arial" w:hAnsi="Arial" w:cs="Arial" w:eastAsia="Arial"/>
                 <w:color w:val="1A1A1A"/>
-                <w:sz w:val="24"/>
-                <w:szCs w:val="24"/>
-              </w:rPr>
-              <w:t xml:space="preserve">□</w:t>
-            </w:r>
-            <w:r>
-              <w:rPr>
-                <w:rFonts w:ascii="Avenir Next" w:hAnsi="Avenir Next" w:cs="Avenir Next" w:eastAsia="Avenir Next"/>
-                <w:color w:val="1A1A1A"/>
-                <w:sz w:val="17"/>
-                <w:szCs w:val="17"/>
-              </w:rPr>
-              <w:t xml:space="preserve">  I need a little help</w:t>
-            </w:r>
-          </w:p>
-        </w:tc>
-        <w:tc>
-          <w:tcPr>
-            <w:tcW w:w="3104" w:type="dxa"/>
-            <w:vAlign w:val="center"/>
-          </w:tcPr>
-          <w:p>
-            <w:pPr>
-              <w:spacing w:before="0" w:after="0" w:line="240" w:lineRule="auto"/>
-            </w:pPr>
-            <w:r>
-              <w:rPr>
-                <w:rFonts w:ascii="Arial" w:hAnsi="Arial" w:cs="Arial" w:eastAsia="Arial"/>
-                <w:color w:val="1A1A1A"/>
-                <w:sz w:val="24"/>
-                <w:szCs w:val="24"/>
+                <w:sz w:val="20"/>
+                <w:szCs w:val="20"/>
               </w:rPr>
               <w:t xml:space="preserve">□</w:t>
             </w:r>
@@ -4095,7 +4117,7 @@
     <w:sectPr>
       <w:footerReference w:type="default" r:id="rIdFooter1"/>
       <w:pgSz w:w="12240" w:h="15840"/>
-      <w:pgMar w:top="893" w:right="1224" w:bottom="835" w:left="1512" w:header="432" w:footer="432" w:gutter="0"/>
+      <w:pgMar w:top="780" w:right="1224" w:bottom="760" w:left="1512" w:header="432" w:footer="432" w:gutter="0"/>
       <w:cols w:space="720"/>
     </w:sectPr>
   </w:body>
@@ -4175,7 +4197,106 @@
               <w:sz w:val="15"/>
               <w:szCs w:val="15"/>
             </w:rPr>
-            <w:t xml:space="preserve">Lesson 8-3  ·  Session 1  ·  Prerequisite Practice A</w:t>
+            <w:t xml:space="preserve">8-3 · Page </w:t>
+          </w:r>
+          <w:r>
+            <w:rPr>
+              <w:rFonts w:ascii="Avenir Next" w:hAnsi="Avenir Next" w:cs="Avenir Next" w:eastAsia="Avenir Next"/>
+              <w:color w:val="5A5F66"/>
+              <w:sz w:val="15"/>
+              <w:szCs w:val="15"/>
+            </w:rPr>
+            <w:fldChar w:fldCharType="begin"/>
+          </w:r>
+          <w:r>
+            <w:rPr>
+              <w:rFonts w:ascii="Avenir Next" w:hAnsi="Avenir Next" w:cs="Avenir Next" w:eastAsia="Avenir Next"/>
+              <w:color w:val="5A5F66"/>
+              <w:sz w:val="15"/>
+              <w:szCs w:val="15"/>
+            </w:rPr>
+            <w:instrText xml:space="preserve"> PAGE </w:instrText>
+          </w:r>
+          <w:r>
+            <w:rPr>
+              <w:rFonts w:ascii="Avenir Next" w:hAnsi="Avenir Next" w:cs="Avenir Next" w:eastAsia="Avenir Next"/>
+              <w:color w:val="5A5F66"/>
+              <w:sz w:val="15"/>
+              <w:szCs w:val="15"/>
+            </w:rPr>
+            <w:fldChar w:fldCharType="separate"/>
+          </w:r>
+          <w:r>
+            <w:rPr>
+              <w:rFonts w:ascii="Avenir Next" w:hAnsi="Avenir Next" w:cs="Avenir Next" w:eastAsia="Avenir Next"/>
+              <w:color w:val="5A5F66"/>
+              <w:sz w:val="15"/>
+              <w:szCs w:val="15"/>
+            </w:rPr>
+            <w:t xml:space="preserve">1</w:t>
+          </w:r>
+          <w:r>
+            <w:rPr>
+              <w:rFonts w:ascii="Avenir Next" w:hAnsi="Avenir Next" w:cs="Avenir Next" w:eastAsia="Avenir Next"/>
+              <w:color w:val="5A5F66"/>
+              <w:sz w:val="15"/>
+              <w:szCs w:val="15"/>
+            </w:rPr>
+            <w:fldChar w:fldCharType="end"/>
+          </w:r>
+          <w:r>
+            <w:rPr>
+              <w:rFonts w:ascii="Avenir Next" w:hAnsi="Avenir Next" w:cs="Avenir Next" w:eastAsia="Avenir Next"/>
+              <w:color w:val="5A5F66"/>
+              <w:sz w:val="15"/>
+              <w:szCs w:val="15"/>
+            </w:rPr>
+            <w:t xml:space="preserve"> of </w:t>
+          </w:r>
+          <w:r>
+            <w:rPr>
+              <w:rFonts w:ascii="Avenir Next" w:hAnsi="Avenir Next" w:cs="Avenir Next" w:eastAsia="Avenir Next"/>
+              <w:color w:val="5A5F66"/>
+              <w:sz w:val="15"/>
+              <w:szCs w:val="15"/>
+            </w:rPr>
+            <w:fldChar w:fldCharType="begin"/>
+          </w:r>
+          <w:r>
+            <w:rPr>
+              <w:rFonts w:ascii="Avenir Next" w:hAnsi="Avenir Next" w:cs="Avenir Next" w:eastAsia="Avenir Next"/>
+              <w:color w:val="5A5F66"/>
+              <w:sz w:val="15"/>
+              <w:szCs w:val="15"/>
+            </w:rPr>
+            <w:instrText xml:space="preserve"> NUMPAGES </w:instrText>
+          </w:r>
+          <w:r>
+            <w:rPr>
+              <w:rFonts w:ascii="Avenir Next" w:hAnsi="Avenir Next" w:cs="Avenir Next" w:eastAsia="Avenir Next"/>
+              <w:color w:val="5A5F66"/>
+              <w:sz w:val="15"/>
+              <w:szCs w:val="15"/>
+            </w:rPr>
+            <w:fldChar w:fldCharType="separate"/>
+          </w:r>
+          <w:r>
+            <w:rPr>
+              <w:rFonts w:ascii="Avenir Next" w:hAnsi="Avenir Next" w:cs="Avenir Next" w:eastAsia="Avenir Next"/>
+              <w:color w:val="5A5F66"/>
+              <w:sz w:val="15"/>
+              <w:szCs w:val="15"/>
+            </w:rPr>
+            <w:t xml:space="preserve">1</w:t>
+          </w:r>
+          <w:r>
+            <w:rPr>
+              <w:rFonts w:ascii="Avenir Next" w:hAnsi="Avenir Next" w:cs="Avenir Next" w:eastAsia="Avenir Next"/>
+              <w:color w:val="5A5F66"/>
+              <w:sz w:val="15"/>
+              <w:szCs w:val="15"/>
+            </w:rPr>
+            <w:fldChar w:fldCharType="end"/>
           </w:r>
         </w:p>
       </w:tc>
@@ -4218,5 +4339,23 @@
       </w:tblCellMar>
     </w:tblPr>
   </w:style>
+  <w:style w:type="paragraph" w:styleId="Heading1">
+    <w:name w:val="heading 1"/>
+    <w:basedOn w:val="Normal"/>
+    <w:pPr>
+      <w:outlineLvl w:val="0"/>
+      <w:keepNext w:val="0"/>
+      <w:keepLines w:val="0"/>
+    </w:pPr>
+  </w:style>
+  <w:style w:type="paragraph" w:styleId="Heading2">
+    <w:name w:val="heading 2"/>
+    <w:basedOn w:val="Normal"/>
+    <w:pPr>
+      <w:outlineLvl w:val="1"/>
+      <w:keepNext w:val="0"/>
+      <w:keepLines w:val="0"/>
+    </w:pPr>
+  </w:style>
 </w:styles>
 </file>